--- a/klagomål/A 54345-2025 FSC-klagomål.docx
+++ b/klagomål/A 54345-2025 FSC-klagomål.docx
@@ -702,7 +702,7 @@
     <w:r>
       <w:tab/>
       <w:tab/>
-      <w:t>2025-11-05</w:t>
+      <w:t>2025-11-06</w:t>
       <w:br/>
       <w:br/>
     </w:r>

--- a/klagomål/A 54345-2025 FSC-klagomål.docx
+++ b/klagomål/A 54345-2025 FSC-klagomål.docx
@@ -702,7 +702,7 @@
     <w:r>
       <w:tab/>
       <w:tab/>
-      <w:t>2025-11-06</w:t>
+      <w:t>2025-11-07</w:t>
       <w:br/>
       <w:br/>
     </w:r>

--- a/klagomål/A 54345-2025 FSC-klagomål.docx
+++ b/klagomål/A 54345-2025 FSC-klagomål.docx
@@ -702,7 +702,7 @@
     <w:r>
       <w:tab/>
       <w:tab/>
-      <w:t>2025-11-07</w:t>
+      <w:t>2025-11-08</w:t>
       <w:br/>
       <w:br/>
     </w:r>

--- a/klagomål/A 54345-2025 FSC-klagomål.docx
+++ b/klagomål/A 54345-2025 FSC-klagomål.docx
@@ -702,7 +702,7 @@
     <w:r>
       <w:tab/>
       <w:tab/>
-      <w:t>2025-11-08</w:t>
+      <w:t>2025-11-09</w:t>
       <w:br/>
       <w:br/>
     </w:r>

--- a/klagomål/A 54345-2025 FSC-klagomål.docx
+++ b/klagomål/A 54345-2025 FSC-klagomål.docx
@@ -702,7 +702,7 @@
     <w:r>
       <w:tab/>
       <w:tab/>
-      <w:t>2025-11-09</w:t>
+      <w:t>2025-11-10</w:t>
       <w:br/>
       <w:br/>
     </w:r>

--- a/klagomål/A 54345-2025 FSC-klagomål.docx
+++ b/klagomål/A 54345-2025 FSC-klagomål.docx
@@ -702,7 +702,7 @@
     <w:r>
       <w:tab/>
       <w:tab/>
-      <w:t>2025-11-10</w:t>
+      <w:t>2025-11-11</w:t>
       <w:br/>
       <w:br/>
     </w:r>

--- a/klagomål/A 54345-2025 FSC-klagomål.docx
+++ b/klagomål/A 54345-2025 FSC-klagomål.docx
@@ -702,7 +702,7 @@
     <w:r>
       <w:tab/>
       <w:tab/>
-      <w:t>2025-11-11</w:t>
+      <w:t>2025-11-12</w:t>
       <w:br/>
       <w:br/>
     </w:r>

--- a/klagomål/A 54345-2025 FSC-klagomål.docx
+++ b/klagomål/A 54345-2025 FSC-klagomål.docx
@@ -702,7 +702,7 @@
     <w:r>
       <w:tab/>
       <w:tab/>
-      <w:t>2025-11-12</w:t>
+      <w:t>2025-11-13</w:t>
       <w:br/>
       <w:br/>
     </w:r>

--- a/klagomål/A 54345-2025 FSC-klagomål.docx
+++ b/klagomål/A 54345-2025 FSC-klagomål.docx
@@ -702,7 +702,7 @@
     <w:r>
       <w:tab/>
       <w:tab/>
-      <w:t>2025-11-13</w:t>
+      <w:t>2025-11-14</w:t>
       <w:br/>
       <w:br/>
     </w:r>

--- a/klagomål/A 54345-2025 FSC-klagomål.docx
+++ b/klagomål/A 54345-2025 FSC-klagomål.docx
@@ -702,7 +702,7 @@
     <w:r>
       <w:tab/>
       <w:tab/>
-      <w:t>2025-11-14</w:t>
+      <w:t>2025-11-15</w:t>
       <w:br/>
       <w:br/>
     </w:r>

--- a/klagomål/A 54345-2025 FSC-klagomål.docx
+++ b/klagomål/A 54345-2025 FSC-klagomål.docx
@@ -702,7 +702,7 @@
     <w:r>
       <w:tab/>
       <w:tab/>
-      <w:t>2025-11-15</w:t>
+      <w:t>2025-11-20</w:t>
       <w:br/>
       <w:br/>
     </w:r>

--- a/klagomål/A 54345-2025 FSC-klagomål.docx
+++ b/klagomål/A 54345-2025 FSC-klagomål.docx
@@ -702,7 +702,7 @@
     <w:r>
       <w:tab/>
       <w:tab/>
-      <w:t>2025-11-20</w:t>
+      <w:t>2025-11-21</w:t>
       <w:br/>
       <w:br/>
     </w:r>

--- a/klagomål/A 54345-2025 FSC-klagomål.docx
+++ b/klagomål/A 54345-2025 FSC-klagomål.docx
@@ -702,7 +702,7 @@
     <w:r>
       <w:tab/>
       <w:tab/>
-      <w:t>2025-11-21</w:t>
+      <w:t>2025-11-22</w:t>
       <w:br/>
       <w:br/>
     </w:r>

--- a/klagomål/A 54345-2025 FSC-klagomål.docx
+++ b/klagomål/A 54345-2025 FSC-klagomål.docx
@@ -702,7 +702,7 @@
     <w:r>
       <w:tab/>
       <w:tab/>
-      <w:t>2025-11-22</w:t>
+      <w:t>2025-11-23</w:t>
       <w:br/>
       <w:br/>
     </w:r>

--- a/klagomål/A 54345-2025 FSC-klagomål.docx
+++ b/klagomål/A 54345-2025 FSC-klagomål.docx
@@ -702,7 +702,7 @@
     <w:r>
       <w:tab/>
       <w:tab/>
-      <w:t>2025-11-23</w:t>
+      <w:t>2025-11-24</w:t>
       <w:br/>
       <w:br/>
     </w:r>

--- a/klagomål/A 54345-2025 FSC-klagomål.docx
+++ b/klagomål/A 54345-2025 FSC-klagomål.docx
@@ -702,7 +702,7 @@
     <w:r>
       <w:tab/>
       <w:tab/>
-      <w:t>2025-11-24</w:t>
+      <w:t>2025-11-25</w:t>
       <w:br/>
       <w:br/>
     </w:r>

--- a/klagomål/A 54345-2025 FSC-klagomål.docx
+++ b/klagomål/A 54345-2025 FSC-klagomål.docx
@@ -702,7 +702,7 @@
     <w:r>
       <w:tab/>
       <w:tab/>
-      <w:t>2025-11-25</w:t>
+      <w:t>2025-11-26</w:t>
       <w:br/>
       <w:br/>
     </w:r>

--- a/klagomål/A 54345-2025 FSC-klagomål.docx
+++ b/klagomål/A 54345-2025 FSC-klagomål.docx
@@ -702,7 +702,7 @@
     <w:r>
       <w:tab/>
       <w:tab/>
-      <w:t>2025-11-26</w:t>
+      <w:t>2025-11-27</w:t>
       <w:br/>
       <w:br/>
     </w:r>

--- a/klagomål/A 54345-2025 FSC-klagomål.docx
+++ b/klagomål/A 54345-2025 FSC-klagomål.docx
@@ -702,7 +702,7 @@
     <w:r>
       <w:tab/>
       <w:tab/>
-      <w:t>2025-11-27</w:t>
+      <w:t>2025-11-28</w:t>
       <w:br/>
       <w:br/>
     </w:r>

--- a/klagomål/A 54345-2025 FSC-klagomål.docx
+++ b/klagomål/A 54345-2025 FSC-klagomål.docx
@@ -702,7 +702,7 @@
     <w:r>
       <w:tab/>
       <w:tab/>
-      <w:t>2025-11-28</w:t>
+      <w:t>2025-11-29</w:t>
       <w:br/>
       <w:br/>
     </w:r>

--- a/klagomål/A 54345-2025 FSC-klagomål.docx
+++ b/klagomål/A 54345-2025 FSC-klagomål.docx
@@ -702,7 +702,7 @@
     <w:r>
       <w:tab/>
       <w:tab/>
-      <w:t>2025-11-29</w:t>
+      <w:t>2025-11-30</w:t>
       <w:br/>
       <w:br/>
     </w:r>

--- a/klagomål/A 54345-2025 FSC-klagomål.docx
+++ b/klagomål/A 54345-2025 FSC-klagomål.docx
@@ -702,7 +702,7 @@
     <w:r>
       <w:tab/>
       <w:tab/>
-      <w:t>2025-11-30</w:t>
+      <w:t>2025-12-01</w:t>
       <w:br/>
       <w:br/>
     </w:r>

--- a/klagomål/A 54345-2025 FSC-klagomål.docx
+++ b/klagomål/A 54345-2025 FSC-klagomål.docx
@@ -702,7 +702,7 @@
     <w:r>
       <w:tab/>
       <w:tab/>
-      <w:t>2025-12-01</w:t>
+      <w:t>2025-12-02</w:t>
       <w:br/>
       <w:br/>
     </w:r>

--- a/klagomål/A 54345-2025 FSC-klagomål.docx
+++ b/klagomål/A 54345-2025 FSC-klagomål.docx
@@ -702,7 +702,7 @@
     <w:r>
       <w:tab/>
       <w:tab/>
-      <w:t>2025-12-02</w:t>
+      <w:t>2025-12-03</w:t>
       <w:br/>
       <w:br/>
     </w:r>

--- a/klagomål/A 54345-2025 FSC-klagomål.docx
+++ b/klagomål/A 54345-2025 FSC-klagomål.docx
@@ -702,7 +702,7 @@
     <w:r>
       <w:tab/>
       <w:tab/>
-      <w:t>2025-12-03</w:t>
+      <w:t>2025-12-04</w:t>
       <w:br/>
       <w:br/>
     </w:r>

--- a/klagomål/A 54345-2025 FSC-klagomål.docx
+++ b/klagomål/A 54345-2025 FSC-klagomål.docx
@@ -702,7 +702,7 @@
     <w:r>
       <w:tab/>
       <w:tab/>
-      <w:t>2025-12-04</w:t>
+      <w:t>2025-12-05</w:t>
       <w:br/>
       <w:br/>
     </w:r>

--- a/klagomål/A 54345-2025 FSC-klagomål.docx
+++ b/klagomål/A 54345-2025 FSC-klagomål.docx
@@ -702,7 +702,7 @@
     <w:r>
       <w:tab/>
       <w:tab/>
-      <w:t>2025-12-05</w:t>
+      <w:t>2025-12-06</w:t>
       <w:br/>
       <w:br/>
     </w:r>

--- a/klagomål/A 54345-2025 FSC-klagomål.docx
+++ b/klagomål/A 54345-2025 FSC-klagomål.docx
@@ -702,7 +702,7 @@
     <w:r>
       <w:tab/>
       <w:tab/>
-      <w:t>2025-12-06</w:t>
+      <w:t>2025-12-07</w:t>
       <w:br/>
       <w:br/>
     </w:r>

--- a/klagomål/A 54345-2025 FSC-klagomål.docx
+++ b/klagomål/A 54345-2025 FSC-klagomål.docx
@@ -702,7 +702,7 @@
     <w:r>
       <w:tab/>
       <w:tab/>
-      <w:t>2025-12-07</w:t>
+      <w:t>2025-12-08</w:t>
       <w:br/>
       <w:br/>
     </w:r>

--- a/klagomål/A 54345-2025 FSC-klagomål.docx
+++ b/klagomål/A 54345-2025 FSC-klagomål.docx
@@ -702,7 +702,7 @@
     <w:r>
       <w:tab/>
       <w:tab/>
-      <w:t>2025-12-08</w:t>
+      <w:t>2025-12-09</w:t>
       <w:br/>
       <w:br/>
     </w:r>

--- a/klagomål/A 54345-2025 FSC-klagomål.docx
+++ b/klagomål/A 54345-2025 FSC-klagomål.docx
@@ -702,7 +702,7 @@
     <w:r>
       <w:tab/>
       <w:tab/>
-      <w:t>2025-12-09</w:t>
+      <w:t>2025-12-10</w:t>
       <w:br/>
       <w:br/>
     </w:r>

--- a/klagomål/A 54345-2025 FSC-klagomål.docx
+++ b/klagomål/A 54345-2025 FSC-klagomål.docx
@@ -702,7 +702,7 @@
     <w:r>
       <w:tab/>
       <w:tab/>
-      <w:t>2025-12-10</w:t>
+      <w:t>2025-12-11</w:t>
       <w:br/>
       <w:br/>
     </w:r>

--- a/klagomål/A 54345-2025 FSC-klagomål.docx
+++ b/klagomål/A 54345-2025 FSC-klagomål.docx
@@ -702,7 +702,7 @@
     <w:r>
       <w:tab/>
       <w:tab/>
-      <w:t>2025-12-11</w:t>
+      <w:t>2025-12-12</w:t>
       <w:br/>
       <w:br/>
     </w:r>

--- a/klagomål/A 54345-2025 FSC-klagomål.docx
+++ b/klagomål/A 54345-2025 FSC-klagomål.docx
@@ -702,7 +702,7 @@
     <w:r>
       <w:tab/>
       <w:tab/>
-      <w:t>2025-12-12</w:t>
+      <w:t>2025-12-13</w:t>
       <w:br/>
       <w:br/>
     </w:r>

--- a/klagomål/A 54345-2025 FSC-klagomål.docx
+++ b/klagomål/A 54345-2025 FSC-klagomål.docx
@@ -702,7 +702,7 @@
     <w:r>
       <w:tab/>
       <w:tab/>
-      <w:t>2025-12-19</w:t>
+      <w:t>2025-12-20</w:t>
       <w:br/>
       <w:br/>
     </w:r>

--- a/klagomål/A 54345-2025 FSC-klagomål.docx
+++ b/klagomål/A 54345-2025 FSC-klagomål.docx
@@ -702,7 +702,7 @@
     <w:r>
       <w:tab/>
       <w:tab/>
-      <w:t>2025-12-20</w:t>
+      <w:t>2025-12-21</w:t>
       <w:br/>
       <w:br/>
     </w:r>

--- a/klagomål/A 54345-2025 FSC-klagomål.docx
+++ b/klagomål/A 54345-2025 FSC-klagomål.docx
@@ -702,7 +702,7 @@
     <w:r>
       <w:tab/>
       <w:tab/>
-      <w:t>2025-12-21</w:t>
+      <w:t>2025-12-22</w:t>
       <w:br/>
       <w:br/>
     </w:r>

--- a/klagomål/A 54345-2025 FSC-klagomål.docx
+++ b/klagomål/A 54345-2025 FSC-klagomål.docx
@@ -702,7 +702,7 @@
     <w:r>
       <w:tab/>
       <w:tab/>
-      <w:t>2025-12-22</w:t>
+      <w:t>2025-12-26</w:t>
       <w:br/>
       <w:br/>
     </w:r>

--- a/klagomål/A 54345-2025 FSC-klagomål.docx
+++ b/klagomål/A 54345-2025 FSC-klagomål.docx
@@ -702,7 +702,7 @@
     <w:r>
       <w:tab/>
       <w:tab/>
-      <w:t>2026-01-03</w:t>
+      <w:t>2026-01-04</w:t>
       <w:br/>
       <w:br/>
     </w:r>

--- a/klagomål/A 54345-2025 FSC-klagomål.docx
+++ b/klagomål/A 54345-2025 FSC-klagomål.docx
@@ -702,7 +702,7 @@
     <w:r>
       <w:tab/>
       <w:tab/>
-      <w:t>2026-01-07</w:t>
+      <w:t>2026-01-08</w:t>
       <w:br/>
       <w:br/>
     </w:r>

--- a/klagomål/A 54345-2025 FSC-klagomål.docx
+++ b/klagomål/A 54345-2025 FSC-klagomål.docx
@@ -702,7 +702,7 @@
     <w:r>
       <w:tab/>
       <w:tab/>
-      <w:t>2026-01-08</w:t>
+      <w:t>2026-01-09</w:t>
       <w:br/>
       <w:br/>
     </w:r>

--- a/klagomål/A 54345-2025 FSC-klagomål.docx
+++ b/klagomål/A 54345-2025 FSC-klagomål.docx
@@ -702,7 +702,7 @@
     <w:r>
       <w:tab/>
       <w:tab/>
-      <w:t>2026-01-09</w:t>
+      <w:t>2026-01-10</w:t>
       <w:br/>
       <w:br/>
     </w:r>

--- a/klagomål/A 54345-2025 FSC-klagomål.docx
+++ b/klagomål/A 54345-2025 FSC-klagomål.docx
@@ -702,7 +702,7 @@
     <w:r>
       <w:tab/>
       <w:tab/>
-      <w:t>2026-01-10</w:t>
+      <w:t>2026-01-11</w:t>
       <w:br/>
       <w:br/>
     </w:r>

--- a/klagomål/A 54345-2025 FSC-klagomål.docx
+++ b/klagomål/A 54345-2025 FSC-klagomål.docx
@@ -702,7 +702,7 @@
     <w:r>
       <w:tab/>
       <w:tab/>
-      <w:t>2026-01-11</w:t>
+      <w:t>2026-01-12</w:t>
       <w:br/>
       <w:br/>
     </w:r>

--- a/klagomål/A 54345-2025 FSC-klagomål.docx
+++ b/klagomål/A 54345-2025 FSC-klagomål.docx
@@ -702,7 +702,7 @@
     <w:r>
       <w:tab/>
       <w:tab/>
-      <w:t>2026-01-12</w:t>
+      <w:t>2026-01-13</w:t>
       <w:br/>
       <w:br/>
     </w:r>

--- a/klagomål/A 54345-2025 FSC-klagomål.docx
+++ b/klagomål/A 54345-2025 FSC-klagomål.docx
@@ -702,7 +702,7 @@
     <w:r>
       <w:tab/>
       <w:tab/>
-      <w:t>2026-01-13</w:t>
+      <w:t>2026-01-14</w:t>
       <w:br/>
       <w:br/>
     </w:r>

--- a/klagomål/A 54345-2025 FSC-klagomål.docx
+++ b/klagomål/A 54345-2025 FSC-klagomål.docx
@@ -702,7 +702,7 @@
     <w:r>
       <w:tab/>
       <w:tab/>
-      <w:t>2026-01-14</w:t>
+      <w:t>2026-01-15</w:t>
       <w:br/>
       <w:br/>
     </w:r>

--- a/klagomål/A 54345-2025 FSC-klagomål.docx
+++ b/klagomål/A 54345-2025 FSC-klagomål.docx
@@ -702,7 +702,7 @@
     <w:r>
       <w:tab/>
       <w:tab/>
-      <w:t>2026-01-15</w:t>
+      <w:t>2026-01-16</w:t>
       <w:br/>
       <w:br/>
     </w:r>

--- a/klagomål/A 54345-2025 FSC-klagomål.docx
+++ b/klagomål/A 54345-2025 FSC-klagomål.docx
@@ -702,7 +702,7 @@
     <w:r>
       <w:tab/>
       <w:tab/>
-      <w:t>2026-01-16</w:t>
+      <w:t>2026-01-17</w:t>
       <w:br/>
       <w:br/>
     </w:r>

--- a/klagomål/A 54345-2025 FSC-klagomål.docx
+++ b/klagomål/A 54345-2025 FSC-klagomål.docx
@@ -702,7 +702,7 @@
     <w:r>
       <w:tab/>
       <w:tab/>
-      <w:t>2026-01-17</w:t>
+      <w:t>2026-01-18</w:t>
       <w:br/>
       <w:br/>
     </w:r>

--- a/klagomål/A 54345-2025 FSC-klagomål.docx
+++ b/klagomål/A 54345-2025 FSC-klagomål.docx
@@ -702,7 +702,7 @@
     <w:r>
       <w:tab/>
       <w:tab/>
-      <w:t>2026-01-18</w:t>
+      <w:t>2026-01-19</w:t>
       <w:br/>
       <w:br/>
     </w:r>

--- a/klagomål/A 54345-2025 FSC-klagomål.docx
+++ b/klagomål/A 54345-2025 FSC-klagomål.docx
@@ -702,7 +702,7 @@
     <w:r>
       <w:tab/>
       <w:tab/>
-      <w:t>2026-01-19</w:t>
+      <w:t>2026-01-20</w:t>
       <w:br/>
       <w:br/>
     </w:r>

--- a/klagomål/A 54345-2025 FSC-klagomål.docx
+++ b/klagomål/A 54345-2025 FSC-klagomål.docx
@@ -702,7 +702,7 @@
     <w:r>
       <w:tab/>
       <w:tab/>
-      <w:t>2026-01-20</w:t>
+      <w:t>2026-01-21</w:t>
       <w:br/>
       <w:br/>
     </w:r>

--- a/klagomål/A 54345-2025 FSC-klagomål.docx
+++ b/klagomål/A 54345-2025 FSC-klagomål.docx
@@ -702,7 +702,7 @@
     <w:r>
       <w:tab/>
       <w:tab/>
-      <w:t>2026-01-21</w:t>
+      <w:t>2026-01-23</w:t>
       <w:br/>
       <w:br/>
     </w:r>

--- a/klagomål/A 54345-2025 FSC-klagomål.docx
+++ b/klagomål/A 54345-2025 FSC-klagomål.docx
@@ -702,7 +702,7 @@
     <w:r>
       <w:tab/>
       <w:tab/>
-      <w:t>2026-01-23</w:t>
+      <w:t>2026-01-24</w:t>
       <w:br/>
       <w:br/>
     </w:r>

--- a/klagomål/A 54345-2025 FSC-klagomål.docx
+++ b/klagomål/A 54345-2025 FSC-klagomål.docx
@@ -702,7 +702,7 @@
     <w:r>
       <w:tab/>
       <w:tab/>
-      <w:t>2026-01-24</w:t>
+      <w:t>2026-01-25</w:t>
       <w:br/>
       <w:br/>
     </w:r>

--- a/klagomål/A 54345-2025 FSC-klagomål.docx
+++ b/klagomål/A 54345-2025 FSC-klagomål.docx
@@ -702,7 +702,7 @@
     <w:r>
       <w:tab/>
       <w:tab/>
-      <w:t>2026-01-25</w:t>
+      <w:t>2026-01-26</w:t>
       <w:br/>
       <w:br/>
     </w:r>

--- a/klagomål/A 54345-2025 FSC-klagomål.docx
+++ b/klagomål/A 54345-2025 FSC-klagomål.docx
@@ -702,7 +702,7 @@
     <w:r>
       <w:tab/>
       <w:tab/>
-      <w:t>2026-01-26</w:t>
+      <w:t>2026-01-27</w:t>
       <w:br/>
       <w:br/>
     </w:r>

--- a/klagomål/A 54345-2025 FSC-klagomål.docx
+++ b/klagomål/A 54345-2025 FSC-klagomål.docx
@@ -702,7 +702,7 @@
     <w:r>
       <w:tab/>
       <w:tab/>
-      <w:t>2026-01-27</w:t>
+      <w:t>2026-01-28</w:t>
       <w:br/>
       <w:br/>
     </w:r>

--- a/klagomål/A 54345-2025 FSC-klagomål.docx
+++ b/klagomål/A 54345-2025 FSC-klagomål.docx
@@ -112,7 +112,7 @@
         <w:pStyle w:val="ListBullet"/>
       </w:pPr>
       <w:r>
-        <w:t>Om ett ombud (tex Norra skog eller Mellanskog) avverkningsanmäler en skog med naturvärden motsvarande nyckelbiotops kvalité men markägaren inte är FSC certifierad, bör du skicka in ett FSC kontrollerat virke klagomål. Då ska klagomålet skickas till ombudsföretaget.</w:t>
+        <w:t>Om ett ombud (tex Norra skog eller Mellanskog) avverkningsanmäler en skog med naturvärden motsvarande nyckelbiotops kvalitet men markägaren inte är FSC certifierad, bör du skicka in ett FSC kontrollerat virke klagomål. Då ska klagomålet skickas till ombudsföretaget.</w:t>
       </w:r>
     </w:p>
     <w:p>
@@ -251,10 +251,57 @@
         <w:rPr>
           <w:b/>
         </w:rPr>
+        <w:t>Bårdlav</w:t>
+      </w:r>
+      <w:r>
+        <w:t xml:space="preserve"> signalerar miljöer med höga naturvärden och på lokalerna finns vanligtvis många andra ovanliga och rödlistade arter. Den visar även på platser med hög och jämn luftfuktighet. Bårdlav är typisk art för </w:t>
+      </w:r>
+      <w:r>
+        <w:rPr>
+          <w:i/>
+        </w:rPr>
+        <w:t xml:space="preserve">9010 Taiga, 9020 Nordlig ädellövskog, 9070 Trädklädd betesmark, 9110 Näringsfattig bokskog, 9160 Näringsrik ekskog, 9180 Ädellövskog i branter </w:t>
+      </w:r>
+      <w:r>
+        <w:t>och</w:t>
+      </w:r>
+      <w:r>
+        <w:rPr>
+          <w:i/>
+        </w:rPr>
+        <w:t xml:space="preserve"> 9190 Näringsfattig ekskog</w:t>
+      </w:r>
+      <w:r>
+        <w:t xml:space="preserve"> (SLU Artdatabanken, 2025; Nitare &amp; Skogsstyrelsen, 2019).</w:t>
+      </w:r>
+    </w:p>
+    <w:p>
+      <w:r>
+        <w:rPr>
+          <w:b/>
+        </w:rPr>
         <w:t>Garnlav (NT)</w:t>
       </w:r>
       <w:r>
-        <w:t xml:space="preserve"> är en utpräglad barrskogsart som ibland kan drapera träden i norrländska grannaturskogar med hög luftfuktighet. Den förekommer även i talldominerade bestånd där den, förutom i trädens grenverk, påträffas hängande över ojämnheter i tallbarken. Arten har minskat starkt i södra och mellersta Sverige och den minskar även i sitt nordliga utbredningsområde. Orsaken till tillbakagången beror främst på slutavverkningar av naturskogsartade skogar. Bestånd med riklig förekomst bör regelmässigt sparas. Garnlav är värdväxt för den mycket sällsynta och akut hotade fjärilen barrskogslavfly (CR) som hör hemma i boreala barrskogar med riklig förekomst av värdväxten. Tidigare kunde arten konstateras årligen på flera platser vid Dala-Floda i Dalarna innan lokalerna kalavverkades. Senaste fyndet i landet av barrskogslavfly är från år 2000 då den påträffades vid Högberget i Sollefteå kommun (SLU Artdatabanken, 2024).</w:t>
+        <w:t xml:space="preserve"> är en utpräglad barrskogsart som ibland kan drapera träden i norrländska grannaturskogar med hög luftfuktighet. Den förekommer även i talldominerade bestånd där den, förutom i trädens grenverk, påträffas hängande över ojämnheter i tallbarken. Arten har minskat starkt i södra och mellersta Sverige och den minskar även i sitt nordliga utbredningsområde. Orsaken till tillbakagången beror främst på slutavverkningar av naturskogsartade skogar. Bestånd med riklig förekomst bör regelmässigt sparas. Garnlav är värdväxt för den mycket sällsynta och akut hotade fjärilen barrskogslavfly (CR) som hör hemma i boreala barrskogar med riklig förekomst av värdväxten. Tidigare kunde arten konstateras årligen på flera platser vid Dala-Floda i Dalarna innan lokalerna kalavverkades. Senaste fyndet i landet av barrskogslavfly är från år 2000 då den påträffades vid Högberget i Sollefteå kommun. Garnlav är typisk art för </w:t>
+      </w:r>
+      <w:r>
+        <w:rPr>
+          <w:i/>
+        </w:rPr>
+        <w:t xml:space="preserve">9010 Taiga </w:t>
+      </w:r>
+      <w:r>
+        <w:t>och</w:t>
+      </w:r>
+      <w:r>
+        <w:rPr>
+          <w:i/>
+        </w:rPr>
+        <w:t xml:space="preserve"> 9070 Trädklädd betesmark </w:t>
+      </w:r>
+      <w:r>
+        <w:t xml:space="preserve"> (SLU Artdatabanken, 2024).</w:t>
       </w:r>
     </w:p>
     <w:p>
@@ -274,7 +321,25 @@
         <w:t>Plectocarpon scrobiculatae</w:t>
       </w:r>
       <w:r>
-        <w:t xml:space="preserve"> (EN) (SLU Artdatabanken, 2024; Nitare &amp; Skogsstyrelsen, 2019).</w:t>
+        <w:t xml:space="preserve"> (EN). Skrovellav är typisk art för </w:t>
+      </w:r>
+      <w:r>
+        <w:rPr>
+          <w:i/>
+        </w:rPr>
+        <w:t xml:space="preserve">9010 Taiga, 9020 Nordlig ädellövskog, 9040 Fjällbjörkskog, 9070 Trädklädd betesmark, 9160 Näringsrik ekskog, 9180 Ädellövskog i branter, 9190 Näringsfattig ekskog, 8210 Kalkbranter </w:t>
+      </w:r>
+      <w:r>
+        <w:t xml:space="preserve">och </w:t>
+      </w:r>
+      <w:r>
+        <w:rPr>
+          <w:i/>
+        </w:rPr>
+        <w:t>6530 Lövängar</w:t>
+      </w:r>
+      <w:r>
+        <w:t xml:space="preserve"> (SLU Artdatabanken, 2024; Nitare &amp; Skogsstyrelsen, 2019).</w:t>
       </w:r>
     </w:p>
     <w:p>
@@ -285,7 +350,16 @@
         <w:t>Stuplav</w:t>
       </w:r>
       <w:r>
-        <w:t xml:space="preserve"> är en mycket bra signalart i hela sitt utbredningsområde och förekommer nästan enbart i skogsmiljöer med höga naturvärden. Den indikerar långvarig förekomst av gamla lövträd och miljöer med konstant hög luftfuktighet. I skogar med suboceaniskt klimat finns det en mycket sällsynt parasit, njurlavsknapp </w:t>
+        <w:t xml:space="preserve"> är en mycket bra signalart i hela sitt utbredningsområde och förekommer nästan enbart i skogsmiljöer med höga naturvärden. Den indikerar långvarig förekomst av gamla lövträd och miljöer med konstant hög luftfuktighet. Stuplav är typisk art för </w:t>
+      </w:r>
+      <w:r>
+        <w:rPr>
+          <w:i/>
+        </w:rPr>
+        <w:t>9010 Taiga</w:t>
+      </w:r>
+      <w:r>
+        <w:t xml:space="preserve">. I skogar med suboceaniskt klimat finns det en mycket sällsynt parasit, njurlavsknapp </w:t>
       </w:r>
       <w:r>
         <w:rPr>
@@ -702,7 +776,7 @@
     <w:r>
       <w:tab/>
       <w:tab/>
-      <w:t>2026-01-28</w:t>
+      <w:t>2026-01-29</w:t>
       <w:br/>
       <w:br/>
     </w:r>

--- a/klagomål/A 54345-2025 FSC-klagomål.docx
+++ b/klagomål/A 54345-2025 FSC-klagomål.docx
@@ -776,7 +776,7 @@
     <w:r>
       <w:tab/>
       <w:tab/>
-      <w:t>2026-01-29</w:t>
+      <w:t>2026-01-30</w:t>
       <w:br/>
       <w:br/>
     </w:r>

--- a/klagomål/A 54345-2025 FSC-klagomål.docx
+++ b/klagomål/A 54345-2025 FSC-klagomål.docx
@@ -776,7 +776,7 @@
     <w:r>
       <w:tab/>
       <w:tab/>
-      <w:t>2026-01-30</w:t>
+      <w:t>2026-01-31</w:t>
       <w:br/>
       <w:br/>
     </w:r>

--- a/klagomål/A 54345-2025 FSC-klagomål.docx
+++ b/klagomål/A 54345-2025 FSC-klagomål.docx
@@ -830,7 +830,7 @@
     <w:r>
       <w:tab/>
       <w:tab/>
-      <w:t>2026-06-15</w:t>
+      <w:t>2026-06-16</w:t>
       <w:br/>
       <w:br/>
     </w:r>

--- a/klagomål/A 54345-2025 FSC-klagomål.docx
+++ b/klagomål/A 54345-2025 FSC-klagomål.docx
@@ -830,7 +830,7 @@
     <w:r>
       <w:tab/>
       <w:tab/>
-      <w:t>2026-06-16</w:t>
+      <w:t>2026-06-17</w:t>
       <w:br/>
       <w:br/>
     </w:r>

--- a/klagomål/A 54345-2025 FSC-klagomål.docx
+++ b/klagomål/A 54345-2025 FSC-klagomål.docx
@@ -1,6 +1,6 @@
 
 <file path=word/document.xml><?xml version="1.0" encoding="utf-8"?>
-<w:document xmlns:wpc="http://schemas.microsoft.com/office/word/2010/wordprocessingCanvas" xmlns:cx="http://schemas.microsoft.com/office/drawing/2014/chartex" xmlns:cx1="http://schemas.microsoft.com/office/drawing/2015/9/8/chartex" xmlns:cx2="http://schemas.microsoft.com/office/drawing/2015/10/21/chartex" xmlns:cx3="http://schemas.microsoft.com/office/drawing/2016/5/9/chartex" xmlns:cx4="http://schemas.microsoft.com/office/drawing/2016/5/10/chartex" xmlns:cx5="http://schemas.microsoft.com/office/drawing/2016/5/11/chartex" xmlns:cx6="http://schemas.microsoft.com/office/drawing/2016/5/12/chartex" xmlns:cx7="http://schemas.microsoft.com/office/drawing/2016/5/13/chartex" xmlns:cx8="http://schemas.microsoft.com/office/drawing/2016/5/14/chartex" xmlns:mc="http://schemas.openxmlformats.org/markup-compatibility/2006" xmlns:aink="http://schemas.microsoft.com/office/drawing/2016/ink" xmlns:am3d="http://schemas.microsoft.com/office/drawing/2017/model3d" xmlns:o="urn:schemas-microsoft-com:office:office" xmlns:oel="http://schemas.microsoft.com/office/2019/extlst" xmlns:r="http://schemas.openxmlformats.org/officeDocument/2006/relationships" xmlns:m="http://schemas.openxmlformats.org/officeDocument/2006/math" xmlns:v="urn:schemas-microsoft-com:vml" xmlns:wp14="http://schemas.microsoft.com/office/word/2010/wordprocessingDrawing" xmlns:wp="http://schemas.openxmlformats.org/drawingml/2006/wordprocessingDrawing" xmlns:w10="urn:schemas-microsoft-com:office:word" xmlns:w="http://schemas.openxmlformats.org/wordprocessingml/2006/main" xmlns:w14="http://schemas.microsoft.com/office/word/2010/wordml" xmlns:w15="http://schemas.microsoft.com/office/word/2012/wordml" xmlns:w16cex="http://schemas.microsoft.com/office/word/2018/wordml/cex" xmlns:w16cid="http://schemas.microsoft.com/office/word/2016/wordml/cid" xmlns:w16="http://schemas.microsoft.com/office/word/2018/wordml" xmlns:w16sdtdh="http://schemas.microsoft.com/office/word/2020/wordml/sdtdatahash" xmlns:w16se="http://schemas.microsoft.com/office/word/2015/wordml/symex" xmlns:wpg="http://schemas.microsoft.com/office/word/2010/wordprocessingGroup" xmlns:wpi="http://schemas.microsoft.com/office/word/2010/wordprocessingInk" xmlns:wne="http://schemas.microsoft.com/office/word/2006/wordml" xmlns:wps="http://schemas.microsoft.com/office/word/2010/wordprocessingShape" mc:Ignorable="w14 w15 w16se w16cid w16 w16cex w16sdtdh wp14">
+<w:document xmlns:wpc="http://schemas.microsoft.com/office/word/2010/wordprocessingCanvas" xmlns:cx="http://schemas.microsoft.com/office/drawing/2014/chartex" xmlns:cx1="http://schemas.microsoft.com/office/drawing/2015/9/8/chartex" xmlns:cx2="http://schemas.microsoft.com/office/drawing/2015/10/21/chartex" xmlns:cx3="http://schemas.microsoft.com/office/drawing/2016/5/9/chartex" xmlns:cx4="http://schemas.microsoft.com/office/drawing/2016/5/10/chartex" xmlns:cx5="http://schemas.microsoft.com/office/drawing/2016/5/11/chartex" xmlns:cx6="http://schemas.microsoft.com/office/drawing/2016/5/12/chartex" xmlns:cx7="http://schemas.microsoft.com/office/drawing/2016/5/13/chartex" xmlns:cx8="http://schemas.microsoft.com/office/drawing/2016/5/14/chartex" xmlns:mc="http://schemas.openxmlformats.org/markup-compatibility/2006" xmlns:aink="http://schemas.microsoft.com/office/drawing/2016/ink" xmlns:am3d="http://schemas.microsoft.com/office/drawing/2017/model3d" xmlns:o="urn:schemas-microsoft-com:office:office" xmlns:oel="http://schemas.microsoft.com/office/2019/extlst" xmlns:r="http://schemas.openxmlformats.org/officeDocument/2006/relationships" xmlns:m="http://schemas.openxmlformats.org/officeDocument/2006/math" xmlns:v="urn:schemas-microsoft-com:vml" xmlns:wp14="http://schemas.microsoft.com/office/word/2010/wordprocessingDrawing" xmlns:wp="http://schemas.openxmlformats.org/drawingml/2006/wordprocessingDrawing" xmlns:w10="urn:schemas-microsoft-com:office:word" xmlns:w="http://schemas.openxmlformats.org/wordprocessingml/2006/main" xmlns:w14="http://schemas.microsoft.com/office/word/2010/wordml" xmlns:w15="http://schemas.microsoft.com/office/word/2012/wordml" xmlns:w16cex="http://schemas.microsoft.com/office/word/2018/wordml/cex" xmlns:w16cid="http://schemas.microsoft.com/office/word/2016/wordml/cid" xmlns:w16="http://schemas.microsoft.com/office/word/2018/wordml" xmlns:w16du="http://schemas.microsoft.com/office/word/2023/wordml/word16du" xmlns:w16sdtdh="http://schemas.microsoft.com/office/word/2020/wordml/sdtdatahash" xmlns:w16sdtfl="http://schemas.microsoft.com/office/word/2024/wordml/sdtformatlock" xmlns:w16se="http://schemas.microsoft.com/office/word/2015/wordml/symex" xmlns:wpg="http://schemas.microsoft.com/office/word/2010/wordprocessingGroup" xmlns:wpi="http://schemas.microsoft.com/office/word/2010/wordprocessingInk" xmlns:wne="http://schemas.microsoft.com/office/word/2006/wordml" xmlns:wps="http://schemas.microsoft.com/office/word/2010/wordprocessingShape" mc:Ignorable="w14 w15 w16se w16cid w16 w16cex w16sdtdh w16sdtfl w16du wp14">
   <w:body>
     <w:p>
       <w:r>
@@ -168,7 +168,7 @@
     </w:p>
     <w:p>
       <w:r>
-        <w:t>Detta dokument behandlar höga naturvärden i avverkningsanmälan A 54345-2025 i Strömsunds kommun. Denna avverkningsanmälan inkom 2025-11-04 08:45:42 och omfattar 5,6 ha.</w:t>
+        <w:t>Detta dokument behandlar höga naturvärden i avverkningsanmälan A 54345-2025 i Strömsunds kommun som inkom 2025-11-04 och omfattar 5,6 ha.</w:t>
       </w:r>
     </w:p>
     <w:p>
@@ -191,12 +191,15 @@
     </w:p>
     <w:p>
       <w:r>
-        <w:t>I avverkningsanmälan har följande 4 naturvårdsarter hittats: garnlav (NT), skrovellav (NT), bårdlav (S) och stuplav (S). Av dessa är 2 rödlistade. För rödlistade arter har rödlistekategorin angivits inom parentes. Arter som är signalarter enligt Skogsstyrelsen har markerats med (S).</w:t>
+        <w:t>I avverkningsanmälan har följande 4 naturvårdsarter hittats: garnlav (VU, T), skrovellav (NT, T), bårdlav (S, T) och stuplav (S, T). Av dessa är 2 rödlistade. För rödlistade arter har rödlistekategorin angivits inom parentes. Arter som är signalarter enligt Skogsstyrelsen har markerats med (S). Typiska arter inom Natura 2000 som är kopplade till skogsekosystem har markerats med (T).</w:t>
       </w:r>
     </w:p>
     <w:p>
       <w:r>
-        <w:t>De påträffade naturvårdsarterna är ett tydligt kvitto på att detta rör sig om en skog med höga naturvärden. I Figur 1 visas en karta över det avverkningsanmälda området, där samtliga fyndplatser för naturvårdsarter som finns registrerade på Artportalen har markerats.</w:t>
+        <w:t>De påträffade naturvårdsarterna är ett tydligt kvitto på att det rör sig om en skog med höga naturvärden.</w:t>
+      </w:r>
+      <w:r>
+        <w:t xml:space="preserve"> I Figur 1 visas fyndplatser för naturvårdsarter i området, som finns registrerade på Artportalen.</w:t>
       </w:r>
     </w:p>
     <w:p>
@@ -206,7 +209,7 @@
       <w:r>
         <w:drawing>
           <wp:inline xmlns:a="http://schemas.openxmlformats.org/drawingml/2006/main" xmlns:pic="http://schemas.openxmlformats.org/drawingml/2006/picture">
-            <wp:extent cx="5486400" cy="4997714"/>
+            <wp:extent cx="5486400" cy="4912438"/>
             <wp:docPr id="1" name="Picture 1"/>
             <wp:cNvGraphicFramePr>
               <a:graphicFrameLocks noChangeAspect="1"/>
@@ -227,7 +230,7 @@
                   <pic:spPr>
                     <a:xfrm>
                       <a:off x="0" y="0"/>
-                      <a:ext cx="5486400" cy="4997714"/>
+                      <a:ext cx="5486400" cy="4912438"/>
                     </a:xfrm>
                     <a:prstGeom prst="rect"/>
                   </pic:spPr>
@@ -241,9 +244,10 @@
     <w:p>
       <w:pPr>
         <w:pStyle w:val="Caption"/>
+        <w:spacing w:after="240"/>
       </w:pPr>
       <w:r>
-        <w:t>Figur 1. Fyndplatser för naturvårdsarter i det avverkningsanmälda området (röd linje). Markörer utan svart kant är placerade på fyndplatsen. Markörer med svart kant är placerade vid sidan av fyndplatsen och har ett svart streck som visar fyndplatsens exakta position. Kartans mittpunktskoordinat är N 7160989, E 519623 i SWEREF 99 TM.</w:t>
+        <w:t>Figur 1. Fyndplatser för naturvårdsarter i avverkningsanmälan (röd linje). Markörer utan svart kant är placerade på fyndplatsen. Markörer med svart kant är placerade vid sidan av fyndplatsen och har ett svart streck som visar fyndplatsens exakta position. Kartans mittpunktskoordinat är N 7160989, E 519623 i SWEREF 99 TM.</w:t>
       </w:r>
     </w:p>
     <w:p>
@@ -720,7 +724,7 @@
 </file>
 
 <file path=word/endnotes.xml><?xml version="1.0" encoding="utf-8"?>
-<w:endnotes xmlns:wpc="http://schemas.microsoft.com/office/word/2010/wordprocessingCanvas" xmlns:cx="http://schemas.microsoft.com/office/drawing/2014/chartex" xmlns:cx1="http://schemas.microsoft.com/office/drawing/2015/9/8/chartex" xmlns:cx2="http://schemas.microsoft.com/office/drawing/2015/10/21/chartex" xmlns:cx3="http://schemas.microsoft.com/office/drawing/2016/5/9/chartex" xmlns:cx4="http://schemas.microsoft.com/office/drawing/2016/5/10/chartex" xmlns:cx5="http://schemas.microsoft.com/office/drawing/2016/5/11/chartex" xmlns:cx6="http://schemas.microsoft.com/office/drawing/2016/5/12/chartex" xmlns:cx7="http://schemas.microsoft.com/office/drawing/2016/5/13/chartex" xmlns:cx8="http://schemas.microsoft.com/office/drawing/2016/5/14/chartex" xmlns:mc="http://schemas.openxmlformats.org/markup-compatibility/2006" xmlns:aink="http://schemas.microsoft.com/office/drawing/2016/ink" xmlns:am3d="http://schemas.microsoft.com/office/drawing/2017/model3d" xmlns:o="urn:schemas-microsoft-com:office:office" xmlns:oel="http://schemas.microsoft.com/office/2019/extlst" xmlns:r="http://schemas.openxmlformats.org/officeDocument/2006/relationships" xmlns:m="http://schemas.openxmlformats.org/officeDocument/2006/math" xmlns:v="urn:schemas-microsoft-com:vml" xmlns:wp14="http://schemas.microsoft.com/office/word/2010/wordprocessingDrawing" xmlns:wp="http://schemas.openxmlformats.org/drawingml/2006/wordprocessingDrawing" xmlns:w10="urn:schemas-microsoft-com:office:word" xmlns:w="http://schemas.openxmlformats.org/wordprocessingml/2006/main" xmlns:w14="http://schemas.microsoft.com/office/word/2010/wordml" xmlns:w15="http://schemas.microsoft.com/office/word/2012/wordml" xmlns:w16cex="http://schemas.microsoft.com/office/word/2018/wordml/cex" xmlns:w16cid="http://schemas.microsoft.com/office/word/2016/wordml/cid" xmlns:w16="http://schemas.microsoft.com/office/word/2018/wordml" xmlns:w16sdtdh="http://schemas.microsoft.com/office/word/2020/wordml/sdtdatahash" xmlns:w16se="http://schemas.microsoft.com/office/word/2015/wordml/symex" xmlns:wpg="http://schemas.microsoft.com/office/word/2010/wordprocessingGroup" xmlns:wpi="http://schemas.microsoft.com/office/word/2010/wordprocessingInk" xmlns:wne="http://schemas.microsoft.com/office/word/2006/wordml" xmlns:wps="http://schemas.microsoft.com/office/word/2010/wordprocessingShape" mc:Ignorable="w14 w15 w16se w16cid w16 w16cex w16sdtdh wp14">
+<w:endnotes xmlns:wpc="http://schemas.microsoft.com/office/word/2010/wordprocessingCanvas" xmlns:cx="http://schemas.microsoft.com/office/drawing/2014/chartex" xmlns:cx1="http://schemas.microsoft.com/office/drawing/2015/9/8/chartex" xmlns:cx2="http://schemas.microsoft.com/office/drawing/2015/10/21/chartex" xmlns:cx3="http://schemas.microsoft.com/office/drawing/2016/5/9/chartex" xmlns:cx4="http://schemas.microsoft.com/office/drawing/2016/5/10/chartex" xmlns:cx5="http://schemas.microsoft.com/office/drawing/2016/5/11/chartex" xmlns:cx6="http://schemas.microsoft.com/office/drawing/2016/5/12/chartex" xmlns:cx7="http://schemas.microsoft.com/office/drawing/2016/5/13/chartex" xmlns:cx8="http://schemas.microsoft.com/office/drawing/2016/5/14/chartex" xmlns:mc="http://schemas.openxmlformats.org/markup-compatibility/2006" xmlns:aink="http://schemas.microsoft.com/office/drawing/2016/ink" xmlns:am3d="http://schemas.microsoft.com/office/drawing/2017/model3d" xmlns:o="urn:schemas-microsoft-com:office:office" xmlns:oel="http://schemas.microsoft.com/office/2019/extlst" xmlns:r="http://schemas.openxmlformats.org/officeDocument/2006/relationships" xmlns:m="http://schemas.openxmlformats.org/officeDocument/2006/math" xmlns:v="urn:schemas-microsoft-com:vml" xmlns:wp14="http://schemas.microsoft.com/office/word/2010/wordprocessingDrawing" xmlns:wp="http://schemas.openxmlformats.org/drawingml/2006/wordprocessingDrawing" xmlns:w10="urn:schemas-microsoft-com:office:word" xmlns:w="http://schemas.openxmlformats.org/wordprocessingml/2006/main" xmlns:w14="http://schemas.microsoft.com/office/word/2010/wordml" xmlns:w15="http://schemas.microsoft.com/office/word/2012/wordml" xmlns:w16cex="http://schemas.microsoft.com/office/word/2018/wordml/cex" xmlns:w16cid="http://schemas.microsoft.com/office/word/2016/wordml/cid" xmlns:w16="http://schemas.microsoft.com/office/word/2018/wordml" xmlns:w16du="http://schemas.microsoft.com/office/word/2023/wordml/word16du" xmlns:w16sdtdh="http://schemas.microsoft.com/office/word/2020/wordml/sdtdatahash" xmlns:w16sdtfl="http://schemas.microsoft.com/office/word/2024/wordml/sdtformatlock" xmlns:w16se="http://schemas.microsoft.com/office/word/2015/wordml/symex" xmlns:wpg="http://schemas.microsoft.com/office/word/2010/wordprocessingGroup" xmlns:wpi="http://schemas.microsoft.com/office/word/2010/wordprocessingInk" xmlns:wne="http://schemas.microsoft.com/office/word/2006/wordml" xmlns:wps="http://schemas.microsoft.com/office/word/2010/wordprocessingShape" mc:Ignorable="w14 w15 w16se w16cid w16 w16cex w16sdtdh w16sdtfl w16du wp14">
   <w:endnote w:type="separator" w:id="-1">
     <w:p>
       <w:pPr>
@@ -745,7 +749,7 @@
 </file>
 
 <file path=word/footer1.xml><?xml version="1.0" encoding="utf-8"?>
-<w:ftr xmlns:wpc="http://schemas.microsoft.com/office/word/2010/wordprocessingCanvas" xmlns:cx="http://schemas.microsoft.com/office/drawing/2014/chartex" xmlns:cx1="http://schemas.microsoft.com/office/drawing/2015/9/8/chartex" xmlns:cx2="http://schemas.microsoft.com/office/drawing/2015/10/21/chartex" xmlns:cx3="http://schemas.microsoft.com/office/drawing/2016/5/9/chartex" xmlns:cx4="http://schemas.microsoft.com/office/drawing/2016/5/10/chartex" xmlns:cx5="http://schemas.microsoft.com/office/drawing/2016/5/11/chartex" xmlns:cx6="http://schemas.microsoft.com/office/drawing/2016/5/12/chartex" xmlns:cx7="http://schemas.microsoft.com/office/drawing/2016/5/13/chartex" xmlns:cx8="http://schemas.microsoft.com/office/drawing/2016/5/14/chartex" xmlns:mc="http://schemas.openxmlformats.org/markup-compatibility/2006" xmlns:aink="http://schemas.microsoft.com/office/drawing/2016/ink" xmlns:am3d="http://schemas.microsoft.com/office/drawing/2017/model3d" xmlns:o="urn:schemas-microsoft-com:office:office" xmlns:oel="http://schemas.microsoft.com/office/2019/extlst" xmlns:r="http://schemas.openxmlformats.org/officeDocument/2006/relationships" xmlns:m="http://schemas.openxmlformats.org/officeDocument/2006/math" xmlns:v="urn:schemas-microsoft-com:vml" xmlns:wp14="http://schemas.microsoft.com/office/word/2010/wordprocessingDrawing" xmlns:wp="http://schemas.openxmlformats.org/drawingml/2006/wordprocessingDrawing" xmlns:w10="urn:schemas-microsoft-com:office:word" xmlns:w="http://schemas.openxmlformats.org/wordprocessingml/2006/main" xmlns:w14="http://schemas.microsoft.com/office/word/2010/wordml" xmlns:w15="http://schemas.microsoft.com/office/word/2012/wordml" xmlns:w16cex="http://schemas.microsoft.com/office/word/2018/wordml/cex" xmlns:w16cid="http://schemas.microsoft.com/office/word/2016/wordml/cid" xmlns:w16="http://schemas.microsoft.com/office/word/2018/wordml" xmlns:w16sdtdh="http://schemas.microsoft.com/office/word/2020/wordml/sdtdatahash" xmlns:w16se="http://schemas.microsoft.com/office/word/2015/wordml/symex" xmlns:wpg="http://schemas.microsoft.com/office/word/2010/wordprocessingGroup" xmlns:wpi="http://schemas.microsoft.com/office/word/2010/wordprocessingInk" xmlns:wne="http://schemas.microsoft.com/office/word/2006/wordml" xmlns:wps="http://schemas.microsoft.com/office/word/2010/wordprocessingShape" mc:Ignorable="w14 w15 w16se w16cid w16 w16cex w16sdtdh wp14">
+<w:ftr xmlns:wpc="http://schemas.microsoft.com/office/word/2010/wordprocessingCanvas" xmlns:cx="http://schemas.microsoft.com/office/drawing/2014/chartex" xmlns:cx1="http://schemas.microsoft.com/office/drawing/2015/9/8/chartex" xmlns:cx2="http://schemas.microsoft.com/office/drawing/2015/10/21/chartex" xmlns:cx3="http://schemas.microsoft.com/office/drawing/2016/5/9/chartex" xmlns:cx4="http://schemas.microsoft.com/office/drawing/2016/5/10/chartex" xmlns:cx5="http://schemas.microsoft.com/office/drawing/2016/5/11/chartex" xmlns:cx6="http://schemas.microsoft.com/office/drawing/2016/5/12/chartex" xmlns:cx7="http://schemas.microsoft.com/office/drawing/2016/5/13/chartex" xmlns:cx8="http://schemas.microsoft.com/office/drawing/2016/5/14/chartex" xmlns:mc="http://schemas.openxmlformats.org/markup-compatibility/2006" xmlns:aink="http://schemas.microsoft.com/office/drawing/2016/ink" xmlns:am3d="http://schemas.microsoft.com/office/drawing/2017/model3d" xmlns:o="urn:schemas-microsoft-com:office:office" xmlns:oel="http://schemas.microsoft.com/office/2019/extlst" xmlns:r="http://schemas.openxmlformats.org/officeDocument/2006/relationships" xmlns:m="http://schemas.openxmlformats.org/officeDocument/2006/math" xmlns:v="urn:schemas-microsoft-com:vml" xmlns:wp14="http://schemas.microsoft.com/office/word/2010/wordprocessingDrawing" xmlns:wp="http://schemas.openxmlformats.org/drawingml/2006/wordprocessingDrawing" xmlns:w10="urn:schemas-microsoft-com:office:word" xmlns:w="http://schemas.openxmlformats.org/wordprocessingml/2006/main" xmlns:w14="http://schemas.microsoft.com/office/word/2010/wordml" xmlns:w15="http://schemas.microsoft.com/office/word/2012/wordml" xmlns:w16cex="http://schemas.microsoft.com/office/word/2018/wordml/cex" xmlns:w16cid="http://schemas.microsoft.com/office/word/2016/wordml/cid" xmlns:w16="http://schemas.microsoft.com/office/word/2018/wordml" xmlns:w16du="http://schemas.microsoft.com/office/word/2023/wordml/word16du" xmlns:w16sdtdh="http://schemas.microsoft.com/office/word/2020/wordml/sdtdatahash" xmlns:w16sdtfl="http://schemas.microsoft.com/office/word/2024/wordml/sdtformatlock" xmlns:w16se="http://schemas.microsoft.com/office/word/2015/wordml/symex" xmlns:wpg="http://schemas.microsoft.com/office/word/2010/wordprocessingGroup" xmlns:wpi="http://schemas.microsoft.com/office/word/2010/wordprocessingInk" xmlns:wne="http://schemas.microsoft.com/office/word/2006/wordml" xmlns:wps="http://schemas.microsoft.com/office/word/2010/wordprocessingShape" mc:Ignorable="w14 w15 w16se w16cid w16 w16cex w16sdtdh w16sdtfl w16du wp14">
   <w:p>
     <w:pPr>
       <w:pStyle w:val="Footer"/>
@@ -755,7 +759,7 @@
 </file>
 
 <file path=word/footer2.xml><?xml version="1.0" encoding="utf-8"?>
-<w:ftr xmlns:wpc="http://schemas.microsoft.com/office/word/2010/wordprocessingCanvas" xmlns:cx="http://schemas.microsoft.com/office/drawing/2014/chartex" xmlns:cx1="http://schemas.microsoft.com/office/drawing/2015/9/8/chartex" xmlns:cx2="http://schemas.microsoft.com/office/drawing/2015/10/21/chartex" xmlns:cx3="http://schemas.microsoft.com/office/drawing/2016/5/9/chartex" xmlns:cx4="http://schemas.microsoft.com/office/drawing/2016/5/10/chartex" xmlns:cx5="http://schemas.microsoft.com/office/drawing/2016/5/11/chartex" xmlns:cx6="http://schemas.microsoft.com/office/drawing/2016/5/12/chartex" xmlns:cx7="http://schemas.microsoft.com/office/drawing/2016/5/13/chartex" xmlns:cx8="http://schemas.microsoft.com/office/drawing/2016/5/14/chartex" xmlns:mc="http://schemas.openxmlformats.org/markup-compatibility/2006" xmlns:aink="http://schemas.microsoft.com/office/drawing/2016/ink" xmlns:am3d="http://schemas.microsoft.com/office/drawing/2017/model3d" xmlns:o="urn:schemas-microsoft-com:office:office" xmlns:oel="http://schemas.microsoft.com/office/2019/extlst" xmlns:r="http://schemas.openxmlformats.org/officeDocument/2006/relationships" xmlns:m="http://schemas.openxmlformats.org/officeDocument/2006/math" xmlns:v="urn:schemas-microsoft-com:vml" xmlns:wp14="http://schemas.microsoft.com/office/word/2010/wordprocessingDrawing" xmlns:wp="http://schemas.openxmlformats.org/drawingml/2006/wordprocessingDrawing" xmlns:w10="urn:schemas-microsoft-com:office:word" xmlns:w="http://schemas.openxmlformats.org/wordprocessingml/2006/main" xmlns:w14="http://schemas.microsoft.com/office/word/2010/wordml" xmlns:w15="http://schemas.microsoft.com/office/word/2012/wordml" xmlns:w16cex="http://schemas.microsoft.com/office/word/2018/wordml/cex" xmlns:w16cid="http://schemas.microsoft.com/office/word/2016/wordml/cid" xmlns:w16="http://schemas.microsoft.com/office/word/2018/wordml" xmlns:w16sdtdh="http://schemas.microsoft.com/office/word/2020/wordml/sdtdatahash" xmlns:w16se="http://schemas.microsoft.com/office/word/2015/wordml/symex" xmlns:wpg="http://schemas.microsoft.com/office/word/2010/wordprocessingGroup" xmlns:wpi="http://schemas.microsoft.com/office/word/2010/wordprocessingInk" xmlns:wne="http://schemas.microsoft.com/office/word/2006/wordml" xmlns:wps="http://schemas.microsoft.com/office/word/2010/wordprocessingShape" mc:Ignorable="w14 w15 w16se w16cid w16 w16cex w16sdtdh wp14">
+<w:ftr xmlns:wpc="http://schemas.microsoft.com/office/word/2010/wordprocessingCanvas" xmlns:cx="http://schemas.microsoft.com/office/drawing/2014/chartex" xmlns:cx1="http://schemas.microsoft.com/office/drawing/2015/9/8/chartex" xmlns:cx2="http://schemas.microsoft.com/office/drawing/2015/10/21/chartex" xmlns:cx3="http://schemas.microsoft.com/office/drawing/2016/5/9/chartex" xmlns:cx4="http://schemas.microsoft.com/office/drawing/2016/5/10/chartex" xmlns:cx5="http://schemas.microsoft.com/office/drawing/2016/5/11/chartex" xmlns:cx6="http://schemas.microsoft.com/office/drawing/2016/5/12/chartex" xmlns:cx7="http://schemas.microsoft.com/office/drawing/2016/5/13/chartex" xmlns:cx8="http://schemas.microsoft.com/office/drawing/2016/5/14/chartex" xmlns:mc="http://schemas.openxmlformats.org/markup-compatibility/2006" xmlns:aink="http://schemas.microsoft.com/office/drawing/2016/ink" xmlns:am3d="http://schemas.microsoft.com/office/drawing/2017/model3d" xmlns:o="urn:schemas-microsoft-com:office:office" xmlns:oel="http://schemas.microsoft.com/office/2019/extlst" xmlns:r="http://schemas.openxmlformats.org/officeDocument/2006/relationships" xmlns:m="http://schemas.openxmlformats.org/officeDocument/2006/math" xmlns:v="urn:schemas-microsoft-com:vml" xmlns:wp14="http://schemas.microsoft.com/office/word/2010/wordprocessingDrawing" xmlns:wp="http://schemas.openxmlformats.org/drawingml/2006/wordprocessingDrawing" xmlns:w10="urn:schemas-microsoft-com:office:word" xmlns:w="http://schemas.openxmlformats.org/wordprocessingml/2006/main" xmlns:w14="http://schemas.microsoft.com/office/word/2010/wordml" xmlns:w15="http://schemas.microsoft.com/office/word/2012/wordml" xmlns:w16cex="http://schemas.microsoft.com/office/word/2018/wordml/cex" xmlns:w16cid="http://schemas.microsoft.com/office/word/2016/wordml/cid" xmlns:w16="http://schemas.microsoft.com/office/word/2018/wordml" xmlns:w16du="http://schemas.microsoft.com/office/word/2023/wordml/word16du" xmlns:w16sdtdh="http://schemas.microsoft.com/office/word/2020/wordml/sdtdatahash" xmlns:w16sdtfl="http://schemas.microsoft.com/office/word/2024/wordml/sdtformatlock" xmlns:w16se="http://schemas.microsoft.com/office/word/2015/wordml/symex" xmlns:wpg="http://schemas.microsoft.com/office/word/2010/wordprocessingGroup" xmlns:wpi="http://schemas.microsoft.com/office/word/2010/wordprocessingInk" xmlns:wne="http://schemas.microsoft.com/office/word/2006/wordml" xmlns:wps="http://schemas.microsoft.com/office/word/2010/wordprocessingShape" mc:Ignorable="w14 w15 w16se w16cid w16 w16cex w16sdtdh w16sdtfl w16du wp14">
   <w:p>
     <w:pPr>
       <w:pStyle w:val="Footer"/>
@@ -765,7 +769,7 @@
 </file>
 
 <file path=word/footer3.xml><?xml version="1.0" encoding="utf-8"?>
-<w:ftr xmlns:wpc="http://schemas.microsoft.com/office/word/2010/wordprocessingCanvas" xmlns:cx="http://schemas.microsoft.com/office/drawing/2014/chartex" xmlns:cx1="http://schemas.microsoft.com/office/drawing/2015/9/8/chartex" xmlns:cx2="http://schemas.microsoft.com/office/drawing/2015/10/21/chartex" xmlns:cx3="http://schemas.microsoft.com/office/drawing/2016/5/9/chartex" xmlns:cx4="http://schemas.microsoft.com/office/drawing/2016/5/10/chartex" xmlns:cx5="http://schemas.microsoft.com/office/drawing/2016/5/11/chartex" xmlns:cx6="http://schemas.microsoft.com/office/drawing/2016/5/12/chartex" xmlns:cx7="http://schemas.microsoft.com/office/drawing/2016/5/13/chartex" xmlns:cx8="http://schemas.microsoft.com/office/drawing/2016/5/14/chartex" xmlns:mc="http://schemas.openxmlformats.org/markup-compatibility/2006" xmlns:aink="http://schemas.microsoft.com/office/drawing/2016/ink" xmlns:am3d="http://schemas.microsoft.com/office/drawing/2017/model3d" xmlns:o="urn:schemas-microsoft-com:office:office" xmlns:oel="http://schemas.microsoft.com/office/2019/extlst" xmlns:r="http://schemas.openxmlformats.org/officeDocument/2006/relationships" xmlns:m="http://schemas.openxmlformats.org/officeDocument/2006/math" xmlns:v="urn:schemas-microsoft-com:vml" xmlns:wp14="http://schemas.microsoft.com/office/word/2010/wordprocessingDrawing" xmlns:wp="http://schemas.openxmlformats.org/drawingml/2006/wordprocessingDrawing" xmlns:w10="urn:schemas-microsoft-com:office:word" xmlns:w="http://schemas.openxmlformats.org/wordprocessingml/2006/main" xmlns:w14="http://schemas.microsoft.com/office/word/2010/wordml" xmlns:w15="http://schemas.microsoft.com/office/word/2012/wordml" xmlns:w16cex="http://schemas.microsoft.com/office/word/2018/wordml/cex" xmlns:w16cid="http://schemas.microsoft.com/office/word/2016/wordml/cid" xmlns:w16="http://schemas.microsoft.com/office/word/2018/wordml" xmlns:w16sdtdh="http://schemas.microsoft.com/office/word/2020/wordml/sdtdatahash" xmlns:w16se="http://schemas.microsoft.com/office/word/2015/wordml/symex" xmlns:wpg="http://schemas.microsoft.com/office/word/2010/wordprocessingGroup" xmlns:wpi="http://schemas.microsoft.com/office/word/2010/wordprocessingInk" xmlns:wne="http://schemas.microsoft.com/office/word/2006/wordml" xmlns:wps="http://schemas.microsoft.com/office/word/2010/wordprocessingShape" mc:Ignorable="w14 w15 w16se w16cid w16 w16cex w16sdtdh wp14">
+<w:ftr xmlns:wpc="http://schemas.microsoft.com/office/word/2010/wordprocessingCanvas" xmlns:cx="http://schemas.microsoft.com/office/drawing/2014/chartex" xmlns:cx1="http://schemas.microsoft.com/office/drawing/2015/9/8/chartex" xmlns:cx2="http://schemas.microsoft.com/office/drawing/2015/10/21/chartex" xmlns:cx3="http://schemas.microsoft.com/office/drawing/2016/5/9/chartex" xmlns:cx4="http://schemas.microsoft.com/office/drawing/2016/5/10/chartex" xmlns:cx5="http://schemas.microsoft.com/office/drawing/2016/5/11/chartex" xmlns:cx6="http://schemas.microsoft.com/office/drawing/2016/5/12/chartex" xmlns:cx7="http://schemas.microsoft.com/office/drawing/2016/5/13/chartex" xmlns:cx8="http://schemas.microsoft.com/office/drawing/2016/5/14/chartex" xmlns:mc="http://schemas.openxmlformats.org/markup-compatibility/2006" xmlns:aink="http://schemas.microsoft.com/office/drawing/2016/ink" xmlns:am3d="http://schemas.microsoft.com/office/drawing/2017/model3d" xmlns:o="urn:schemas-microsoft-com:office:office" xmlns:oel="http://schemas.microsoft.com/office/2019/extlst" xmlns:r="http://schemas.openxmlformats.org/officeDocument/2006/relationships" xmlns:m="http://schemas.openxmlformats.org/officeDocument/2006/math" xmlns:v="urn:schemas-microsoft-com:vml" xmlns:wp14="http://schemas.microsoft.com/office/word/2010/wordprocessingDrawing" xmlns:wp="http://schemas.openxmlformats.org/drawingml/2006/wordprocessingDrawing" xmlns:w10="urn:schemas-microsoft-com:office:word" xmlns:w="http://schemas.openxmlformats.org/wordprocessingml/2006/main" xmlns:w14="http://schemas.microsoft.com/office/word/2010/wordml" xmlns:w15="http://schemas.microsoft.com/office/word/2012/wordml" xmlns:w16cex="http://schemas.microsoft.com/office/word/2018/wordml/cex" xmlns:w16cid="http://schemas.microsoft.com/office/word/2016/wordml/cid" xmlns:w16="http://schemas.microsoft.com/office/word/2018/wordml" xmlns:w16du="http://schemas.microsoft.com/office/word/2023/wordml/word16du" xmlns:w16sdtdh="http://schemas.microsoft.com/office/word/2020/wordml/sdtdatahash" xmlns:w16sdtfl="http://schemas.microsoft.com/office/word/2024/wordml/sdtformatlock" xmlns:w16se="http://schemas.microsoft.com/office/word/2015/wordml/symex" xmlns:wpg="http://schemas.microsoft.com/office/word/2010/wordprocessingGroup" xmlns:wpi="http://schemas.microsoft.com/office/word/2010/wordprocessingInk" xmlns:wne="http://schemas.microsoft.com/office/word/2006/wordml" xmlns:wps="http://schemas.microsoft.com/office/word/2010/wordprocessingShape" mc:Ignorable="w14 w15 w16se w16cid w16 w16cex w16sdtdh w16sdtfl w16du wp14">
   <w:p>
     <w:pPr>
       <w:pStyle w:val="Footer"/>
@@ -775,7 +779,7 @@
 </file>
 
 <file path=word/footnotes.xml><?xml version="1.0" encoding="utf-8"?>
-<w:footnotes xmlns:wpc="http://schemas.microsoft.com/office/word/2010/wordprocessingCanvas" xmlns:cx="http://schemas.microsoft.com/office/drawing/2014/chartex" xmlns:cx1="http://schemas.microsoft.com/office/drawing/2015/9/8/chartex" xmlns:cx2="http://schemas.microsoft.com/office/drawing/2015/10/21/chartex" xmlns:cx3="http://schemas.microsoft.com/office/drawing/2016/5/9/chartex" xmlns:cx4="http://schemas.microsoft.com/office/drawing/2016/5/10/chartex" xmlns:cx5="http://schemas.microsoft.com/office/drawing/2016/5/11/chartex" xmlns:cx6="http://schemas.microsoft.com/office/drawing/2016/5/12/chartex" xmlns:cx7="http://schemas.microsoft.com/office/drawing/2016/5/13/chartex" xmlns:cx8="http://schemas.microsoft.com/office/drawing/2016/5/14/chartex" xmlns:mc="http://schemas.openxmlformats.org/markup-compatibility/2006" xmlns:aink="http://schemas.microsoft.com/office/drawing/2016/ink" xmlns:am3d="http://schemas.microsoft.com/office/drawing/2017/model3d" xmlns:o="urn:schemas-microsoft-com:office:office" xmlns:oel="http://schemas.microsoft.com/office/2019/extlst" xmlns:r="http://schemas.openxmlformats.org/officeDocument/2006/relationships" xmlns:m="http://schemas.openxmlformats.org/officeDocument/2006/math" xmlns:v="urn:schemas-microsoft-com:vml" xmlns:wp14="http://schemas.microsoft.com/office/word/2010/wordprocessingDrawing" xmlns:wp="http://schemas.openxmlformats.org/drawingml/2006/wordprocessingDrawing" xmlns:w10="urn:schemas-microsoft-com:office:word" xmlns:w="http://schemas.openxmlformats.org/wordprocessingml/2006/main" xmlns:w14="http://schemas.microsoft.com/office/word/2010/wordml" xmlns:w15="http://schemas.microsoft.com/office/word/2012/wordml" xmlns:w16cex="http://schemas.microsoft.com/office/word/2018/wordml/cex" xmlns:w16cid="http://schemas.microsoft.com/office/word/2016/wordml/cid" xmlns:w16="http://schemas.microsoft.com/office/word/2018/wordml" xmlns:w16sdtdh="http://schemas.microsoft.com/office/word/2020/wordml/sdtdatahash" xmlns:w16se="http://schemas.microsoft.com/office/word/2015/wordml/symex" xmlns:wpg="http://schemas.microsoft.com/office/word/2010/wordprocessingGroup" xmlns:wpi="http://schemas.microsoft.com/office/word/2010/wordprocessingInk" xmlns:wne="http://schemas.microsoft.com/office/word/2006/wordml" xmlns:wps="http://schemas.microsoft.com/office/word/2010/wordprocessingShape" mc:Ignorable="w14 w15 w16se w16cid w16 w16cex w16sdtdh wp14">
+<w:footnotes xmlns:wpc="http://schemas.microsoft.com/office/word/2010/wordprocessingCanvas" xmlns:cx="http://schemas.microsoft.com/office/drawing/2014/chartex" xmlns:cx1="http://schemas.microsoft.com/office/drawing/2015/9/8/chartex" xmlns:cx2="http://schemas.microsoft.com/office/drawing/2015/10/21/chartex" xmlns:cx3="http://schemas.microsoft.com/office/drawing/2016/5/9/chartex" xmlns:cx4="http://schemas.microsoft.com/office/drawing/2016/5/10/chartex" xmlns:cx5="http://schemas.microsoft.com/office/drawing/2016/5/11/chartex" xmlns:cx6="http://schemas.microsoft.com/office/drawing/2016/5/12/chartex" xmlns:cx7="http://schemas.microsoft.com/office/drawing/2016/5/13/chartex" xmlns:cx8="http://schemas.microsoft.com/office/drawing/2016/5/14/chartex" xmlns:mc="http://schemas.openxmlformats.org/markup-compatibility/2006" xmlns:aink="http://schemas.microsoft.com/office/drawing/2016/ink" xmlns:am3d="http://schemas.microsoft.com/office/drawing/2017/model3d" xmlns:o="urn:schemas-microsoft-com:office:office" xmlns:oel="http://schemas.microsoft.com/office/2019/extlst" xmlns:r="http://schemas.openxmlformats.org/officeDocument/2006/relationships" xmlns:m="http://schemas.openxmlformats.org/officeDocument/2006/math" xmlns:v="urn:schemas-microsoft-com:vml" xmlns:wp14="http://schemas.microsoft.com/office/word/2010/wordprocessingDrawing" xmlns:wp="http://schemas.openxmlformats.org/drawingml/2006/wordprocessingDrawing" xmlns:w10="urn:schemas-microsoft-com:office:word" xmlns:w="http://schemas.openxmlformats.org/wordprocessingml/2006/main" xmlns:w14="http://schemas.microsoft.com/office/word/2010/wordml" xmlns:w15="http://schemas.microsoft.com/office/word/2012/wordml" xmlns:w16cex="http://schemas.microsoft.com/office/word/2018/wordml/cex" xmlns:w16cid="http://schemas.microsoft.com/office/word/2016/wordml/cid" xmlns:w16="http://schemas.microsoft.com/office/word/2018/wordml" xmlns:w16du="http://schemas.microsoft.com/office/word/2023/wordml/word16du" xmlns:w16sdtdh="http://schemas.microsoft.com/office/word/2020/wordml/sdtdatahash" xmlns:w16sdtfl="http://schemas.microsoft.com/office/word/2024/wordml/sdtformatlock" xmlns:w16se="http://schemas.microsoft.com/office/word/2015/wordml/symex" xmlns:wpg="http://schemas.microsoft.com/office/word/2010/wordprocessingGroup" xmlns:wpi="http://schemas.microsoft.com/office/word/2010/wordprocessingInk" xmlns:wne="http://schemas.microsoft.com/office/word/2006/wordml" xmlns:wps="http://schemas.microsoft.com/office/word/2010/wordprocessingShape" mc:Ignorable="w14 w15 w16se w16cid w16 w16cex w16sdtdh w16sdtfl w16du wp14">
   <w:footnote w:type="separator" w:id="-1">
     <w:p>
       <w:pPr>
@@ -800,7 +804,7 @@
 </file>
 
 <file path=word/header1.xml><?xml version="1.0" encoding="utf-8"?>
-<w:hdr xmlns:wpc="http://schemas.microsoft.com/office/word/2010/wordprocessingCanvas" xmlns:cx="http://schemas.microsoft.com/office/drawing/2014/chartex" xmlns:cx1="http://schemas.microsoft.com/office/drawing/2015/9/8/chartex" xmlns:cx2="http://schemas.microsoft.com/office/drawing/2015/10/21/chartex" xmlns:cx3="http://schemas.microsoft.com/office/drawing/2016/5/9/chartex" xmlns:cx4="http://schemas.microsoft.com/office/drawing/2016/5/10/chartex" xmlns:cx5="http://schemas.microsoft.com/office/drawing/2016/5/11/chartex" xmlns:cx6="http://schemas.microsoft.com/office/drawing/2016/5/12/chartex" xmlns:cx7="http://schemas.microsoft.com/office/drawing/2016/5/13/chartex" xmlns:cx8="http://schemas.microsoft.com/office/drawing/2016/5/14/chartex" xmlns:mc="http://schemas.openxmlformats.org/markup-compatibility/2006" xmlns:aink="http://schemas.microsoft.com/office/drawing/2016/ink" xmlns:am3d="http://schemas.microsoft.com/office/drawing/2017/model3d" xmlns:o="urn:schemas-microsoft-com:office:office" xmlns:oel="http://schemas.microsoft.com/office/2019/extlst" xmlns:r="http://schemas.openxmlformats.org/officeDocument/2006/relationships" xmlns:m="http://schemas.openxmlformats.org/officeDocument/2006/math" xmlns:v="urn:schemas-microsoft-com:vml" xmlns:wp14="http://schemas.microsoft.com/office/word/2010/wordprocessingDrawing" xmlns:wp="http://schemas.openxmlformats.org/drawingml/2006/wordprocessingDrawing" xmlns:w10="urn:schemas-microsoft-com:office:word" xmlns:w="http://schemas.openxmlformats.org/wordprocessingml/2006/main" xmlns:w14="http://schemas.microsoft.com/office/word/2010/wordml" xmlns:w15="http://schemas.microsoft.com/office/word/2012/wordml" xmlns:w16cex="http://schemas.microsoft.com/office/word/2018/wordml/cex" xmlns:w16cid="http://schemas.microsoft.com/office/word/2016/wordml/cid" xmlns:w16="http://schemas.microsoft.com/office/word/2018/wordml" xmlns:w16sdtdh="http://schemas.microsoft.com/office/word/2020/wordml/sdtdatahash" xmlns:w16se="http://schemas.microsoft.com/office/word/2015/wordml/symex" xmlns:wpg="http://schemas.microsoft.com/office/word/2010/wordprocessingGroup" xmlns:wpi="http://schemas.microsoft.com/office/word/2010/wordprocessingInk" xmlns:wne="http://schemas.microsoft.com/office/word/2006/wordml" xmlns:wps="http://schemas.microsoft.com/office/word/2010/wordprocessingShape" mc:Ignorable="w14 w15 w16se w16cid w16 w16cex w16sdtdh wp14">
+<w:hdr xmlns:wpc="http://schemas.microsoft.com/office/word/2010/wordprocessingCanvas" xmlns:cx="http://schemas.microsoft.com/office/drawing/2014/chartex" xmlns:cx1="http://schemas.microsoft.com/office/drawing/2015/9/8/chartex" xmlns:cx2="http://schemas.microsoft.com/office/drawing/2015/10/21/chartex" xmlns:cx3="http://schemas.microsoft.com/office/drawing/2016/5/9/chartex" xmlns:cx4="http://schemas.microsoft.com/office/drawing/2016/5/10/chartex" xmlns:cx5="http://schemas.microsoft.com/office/drawing/2016/5/11/chartex" xmlns:cx6="http://schemas.microsoft.com/office/drawing/2016/5/12/chartex" xmlns:cx7="http://schemas.microsoft.com/office/drawing/2016/5/13/chartex" xmlns:cx8="http://schemas.microsoft.com/office/drawing/2016/5/14/chartex" xmlns:mc="http://schemas.openxmlformats.org/markup-compatibility/2006" xmlns:aink="http://schemas.microsoft.com/office/drawing/2016/ink" xmlns:am3d="http://schemas.microsoft.com/office/drawing/2017/model3d" xmlns:o="urn:schemas-microsoft-com:office:office" xmlns:oel="http://schemas.microsoft.com/office/2019/extlst" xmlns:r="http://schemas.openxmlformats.org/officeDocument/2006/relationships" xmlns:m="http://schemas.openxmlformats.org/officeDocument/2006/math" xmlns:v="urn:schemas-microsoft-com:vml" xmlns:wp14="http://schemas.microsoft.com/office/word/2010/wordprocessingDrawing" xmlns:wp="http://schemas.openxmlformats.org/drawingml/2006/wordprocessingDrawing" xmlns:w10="urn:schemas-microsoft-com:office:word" xmlns:w="http://schemas.openxmlformats.org/wordprocessingml/2006/main" xmlns:w14="http://schemas.microsoft.com/office/word/2010/wordml" xmlns:w15="http://schemas.microsoft.com/office/word/2012/wordml" xmlns:w16cex="http://schemas.microsoft.com/office/word/2018/wordml/cex" xmlns:w16cid="http://schemas.microsoft.com/office/word/2016/wordml/cid" xmlns:w16="http://schemas.microsoft.com/office/word/2018/wordml" xmlns:w16du="http://schemas.microsoft.com/office/word/2023/wordml/word16du" xmlns:w16sdtdh="http://schemas.microsoft.com/office/word/2020/wordml/sdtdatahash" xmlns:w16sdtfl="http://schemas.microsoft.com/office/word/2024/wordml/sdtformatlock" xmlns:w16se="http://schemas.microsoft.com/office/word/2015/wordml/symex" xmlns:wpg="http://schemas.microsoft.com/office/word/2010/wordprocessingGroup" xmlns:wpi="http://schemas.microsoft.com/office/word/2010/wordprocessingInk" xmlns:wne="http://schemas.microsoft.com/office/word/2006/wordml" xmlns:wps="http://schemas.microsoft.com/office/word/2010/wordprocessingShape" mc:Ignorable="w14 w15 w16se w16cid w16 w16cex w16sdtdh w16sdtfl w16du wp14">
   <w:p>
     <w:pPr>
       <w:pStyle w:val="Header"/>
@@ -810,7 +814,7 @@
 </file>
 
 <file path=word/header2.xml><?xml version="1.0" encoding="utf-8"?>
-<w:hdr xmlns:wpc="http://schemas.microsoft.com/office/word/2010/wordprocessingCanvas" xmlns:cx="http://schemas.microsoft.com/office/drawing/2014/chartex" xmlns:cx1="http://schemas.microsoft.com/office/drawing/2015/9/8/chartex" xmlns:cx2="http://schemas.microsoft.com/office/drawing/2015/10/21/chartex" xmlns:cx3="http://schemas.microsoft.com/office/drawing/2016/5/9/chartex" xmlns:cx4="http://schemas.microsoft.com/office/drawing/2016/5/10/chartex" xmlns:cx5="http://schemas.microsoft.com/office/drawing/2016/5/11/chartex" xmlns:cx6="http://schemas.microsoft.com/office/drawing/2016/5/12/chartex" xmlns:cx7="http://schemas.microsoft.com/office/drawing/2016/5/13/chartex" xmlns:cx8="http://schemas.microsoft.com/office/drawing/2016/5/14/chartex" xmlns:mc="http://schemas.openxmlformats.org/markup-compatibility/2006" xmlns:aink="http://schemas.microsoft.com/office/drawing/2016/ink" xmlns:am3d="http://schemas.microsoft.com/office/drawing/2017/model3d" xmlns:o="urn:schemas-microsoft-com:office:office" xmlns:oel="http://schemas.microsoft.com/office/2019/extlst" xmlns:r="http://schemas.openxmlformats.org/officeDocument/2006/relationships" xmlns:m="http://schemas.openxmlformats.org/officeDocument/2006/math" xmlns:v="urn:schemas-microsoft-com:vml" xmlns:wp14="http://schemas.microsoft.com/office/word/2010/wordprocessingDrawing" xmlns:wp="http://schemas.openxmlformats.org/drawingml/2006/wordprocessingDrawing" xmlns:w10="urn:schemas-microsoft-com:office:word" xmlns:w="http://schemas.openxmlformats.org/wordprocessingml/2006/main" xmlns:w14="http://schemas.microsoft.com/office/word/2010/wordml" xmlns:w15="http://schemas.microsoft.com/office/word/2012/wordml" xmlns:w16cex="http://schemas.microsoft.com/office/word/2018/wordml/cex" xmlns:w16cid="http://schemas.microsoft.com/office/word/2016/wordml/cid" xmlns:w16="http://schemas.microsoft.com/office/word/2018/wordml" xmlns:w16sdtdh="http://schemas.microsoft.com/office/word/2020/wordml/sdtdatahash" xmlns:w16se="http://schemas.microsoft.com/office/word/2015/wordml/symex" xmlns:wpg="http://schemas.microsoft.com/office/word/2010/wordprocessingGroup" xmlns:wpi="http://schemas.microsoft.com/office/word/2010/wordprocessingInk" xmlns:wne="http://schemas.microsoft.com/office/word/2006/wordml" xmlns:wps="http://schemas.microsoft.com/office/word/2010/wordprocessingShape" mc:Ignorable="w14 w15 w16se w16cid w16 w16cex w16sdtdh wp14">
+<w:hdr xmlns:wpc="http://schemas.microsoft.com/office/word/2010/wordprocessingCanvas" xmlns:cx="http://schemas.microsoft.com/office/drawing/2014/chartex" xmlns:cx1="http://schemas.microsoft.com/office/drawing/2015/9/8/chartex" xmlns:cx2="http://schemas.microsoft.com/office/drawing/2015/10/21/chartex" xmlns:cx3="http://schemas.microsoft.com/office/drawing/2016/5/9/chartex" xmlns:cx4="http://schemas.microsoft.com/office/drawing/2016/5/10/chartex" xmlns:cx5="http://schemas.microsoft.com/office/drawing/2016/5/11/chartex" xmlns:cx6="http://schemas.microsoft.com/office/drawing/2016/5/12/chartex" xmlns:cx7="http://schemas.microsoft.com/office/drawing/2016/5/13/chartex" xmlns:cx8="http://schemas.microsoft.com/office/drawing/2016/5/14/chartex" xmlns:mc="http://schemas.openxmlformats.org/markup-compatibility/2006" xmlns:aink="http://schemas.microsoft.com/office/drawing/2016/ink" xmlns:am3d="http://schemas.microsoft.com/office/drawing/2017/model3d" xmlns:o="urn:schemas-microsoft-com:office:office" xmlns:oel="http://schemas.microsoft.com/office/2019/extlst" xmlns:r="http://schemas.openxmlformats.org/officeDocument/2006/relationships" xmlns:m="http://schemas.openxmlformats.org/officeDocument/2006/math" xmlns:v="urn:schemas-microsoft-com:vml" xmlns:wp14="http://schemas.microsoft.com/office/word/2010/wordprocessingDrawing" xmlns:wp="http://schemas.openxmlformats.org/drawingml/2006/wordprocessingDrawing" xmlns:w10="urn:schemas-microsoft-com:office:word" xmlns:w="http://schemas.openxmlformats.org/wordprocessingml/2006/main" xmlns:w14="http://schemas.microsoft.com/office/word/2010/wordml" xmlns:w15="http://schemas.microsoft.com/office/word/2012/wordml" xmlns:w16cex="http://schemas.microsoft.com/office/word/2018/wordml/cex" xmlns:w16cid="http://schemas.microsoft.com/office/word/2016/wordml/cid" xmlns:w16="http://schemas.microsoft.com/office/word/2018/wordml" xmlns:w16du="http://schemas.microsoft.com/office/word/2023/wordml/word16du" xmlns:w16sdtdh="http://schemas.microsoft.com/office/word/2020/wordml/sdtdatahash" xmlns:w16sdtfl="http://schemas.microsoft.com/office/word/2024/wordml/sdtformatlock" xmlns:w16se="http://schemas.microsoft.com/office/word/2015/wordml/symex" xmlns:wpg="http://schemas.microsoft.com/office/word/2010/wordprocessingGroup" xmlns:wpi="http://schemas.microsoft.com/office/word/2010/wordprocessingInk" xmlns:wne="http://schemas.microsoft.com/office/word/2006/wordml" xmlns:wps="http://schemas.microsoft.com/office/word/2010/wordprocessingShape" mc:Ignorable="w14 w15 w16se w16cid w16 w16cex w16sdtdh w16sdtfl w16du wp14">
   <w:p>
     <w:pPr>
       <w:pStyle w:val="Header"/>
@@ -821,7 +825,7 @@
 </file>
 
 <file path=word/header3.xml><?xml version="1.0" encoding="utf-8"?>
-<w:hdr xmlns:wpc="http://schemas.microsoft.com/office/word/2010/wordprocessingCanvas" xmlns:cx="http://schemas.microsoft.com/office/drawing/2014/chartex" xmlns:cx1="http://schemas.microsoft.com/office/drawing/2015/9/8/chartex" xmlns:cx2="http://schemas.microsoft.com/office/drawing/2015/10/21/chartex" xmlns:cx3="http://schemas.microsoft.com/office/drawing/2016/5/9/chartex" xmlns:cx4="http://schemas.microsoft.com/office/drawing/2016/5/10/chartex" xmlns:cx5="http://schemas.microsoft.com/office/drawing/2016/5/11/chartex" xmlns:cx6="http://schemas.microsoft.com/office/drawing/2016/5/12/chartex" xmlns:cx7="http://schemas.microsoft.com/office/drawing/2016/5/13/chartex" xmlns:cx8="http://schemas.microsoft.com/office/drawing/2016/5/14/chartex" xmlns:mc="http://schemas.openxmlformats.org/markup-compatibility/2006" xmlns:aink="http://schemas.microsoft.com/office/drawing/2016/ink" xmlns:am3d="http://schemas.microsoft.com/office/drawing/2017/model3d" xmlns:o="urn:schemas-microsoft-com:office:office" xmlns:oel="http://schemas.microsoft.com/office/2019/extlst" xmlns:r="http://schemas.openxmlformats.org/officeDocument/2006/relationships" xmlns:m="http://schemas.openxmlformats.org/officeDocument/2006/math" xmlns:v="urn:schemas-microsoft-com:vml" xmlns:wp14="http://schemas.microsoft.com/office/word/2010/wordprocessingDrawing" xmlns:wp="http://schemas.openxmlformats.org/drawingml/2006/wordprocessingDrawing" xmlns:w10="urn:schemas-microsoft-com:office:word" xmlns:w="http://schemas.openxmlformats.org/wordprocessingml/2006/main" xmlns:w14="http://schemas.microsoft.com/office/word/2010/wordml" xmlns:w15="http://schemas.microsoft.com/office/word/2012/wordml" xmlns:w16cex="http://schemas.microsoft.com/office/word/2018/wordml/cex" xmlns:w16cid="http://schemas.microsoft.com/office/word/2016/wordml/cid" xmlns:w16="http://schemas.microsoft.com/office/word/2018/wordml" xmlns:w16sdtdh="http://schemas.microsoft.com/office/word/2020/wordml/sdtdatahash" xmlns:w16se="http://schemas.microsoft.com/office/word/2015/wordml/symex" xmlns:wpg="http://schemas.microsoft.com/office/word/2010/wordprocessingGroup" xmlns:wpi="http://schemas.microsoft.com/office/word/2010/wordprocessingInk" xmlns:wne="http://schemas.microsoft.com/office/word/2006/wordml" xmlns:wps="http://schemas.microsoft.com/office/word/2010/wordprocessingShape" mc:Ignorable="w14 w15 w16se w16cid w16 w16cex w16sdtdh wp14">
+<w:hdr xmlns:wpc="http://schemas.microsoft.com/office/word/2010/wordprocessingCanvas" xmlns:cx="http://schemas.microsoft.com/office/drawing/2014/chartex" xmlns:cx1="http://schemas.microsoft.com/office/drawing/2015/9/8/chartex" xmlns:cx2="http://schemas.microsoft.com/office/drawing/2015/10/21/chartex" xmlns:cx3="http://schemas.microsoft.com/office/drawing/2016/5/9/chartex" xmlns:cx4="http://schemas.microsoft.com/office/drawing/2016/5/10/chartex" xmlns:cx5="http://schemas.microsoft.com/office/drawing/2016/5/11/chartex" xmlns:cx6="http://schemas.microsoft.com/office/drawing/2016/5/12/chartex" xmlns:cx7="http://schemas.microsoft.com/office/drawing/2016/5/13/chartex" xmlns:cx8="http://schemas.microsoft.com/office/drawing/2016/5/14/chartex" xmlns:mc="http://schemas.openxmlformats.org/markup-compatibility/2006" xmlns:aink="http://schemas.microsoft.com/office/drawing/2016/ink" xmlns:am3d="http://schemas.microsoft.com/office/drawing/2017/model3d" xmlns:o="urn:schemas-microsoft-com:office:office" xmlns:oel="http://schemas.microsoft.com/office/2019/extlst" xmlns:r="http://schemas.openxmlformats.org/officeDocument/2006/relationships" xmlns:m="http://schemas.openxmlformats.org/officeDocument/2006/math" xmlns:v="urn:schemas-microsoft-com:vml" xmlns:wp14="http://schemas.microsoft.com/office/word/2010/wordprocessingDrawing" xmlns:wp="http://schemas.openxmlformats.org/drawingml/2006/wordprocessingDrawing" xmlns:w10="urn:schemas-microsoft-com:office:word" xmlns:w="http://schemas.openxmlformats.org/wordprocessingml/2006/main" xmlns:w14="http://schemas.microsoft.com/office/word/2010/wordml" xmlns:w15="http://schemas.microsoft.com/office/word/2012/wordml" xmlns:w16cex="http://schemas.microsoft.com/office/word/2018/wordml/cex" xmlns:w16cid="http://schemas.microsoft.com/office/word/2016/wordml/cid" xmlns:w16="http://schemas.microsoft.com/office/word/2018/wordml" xmlns:w16du="http://schemas.microsoft.com/office/word/2023/wordml/word16du" xmlns:w16sdtdh="http://schemas.microsoft.com/office/word/2020/wordml/sdtdatahash" xmlns:w16sdtfl="http://schemas.microsoft.com/office/word/2024/wordml/sdtformatlock" xmlns:w16se="http://schemas.microsoft.com/office/word/2015/wordml/symex" xmlns:wpg="http://schemas.microsoft.com/office/word/2010/wordprocessingGroup" xmlns:wpi="http://schemas.microsoft.com/office/word/2010/wordprocessingInk" xmlns:wne="http://schemas.microsoft.com/office/word/2006/wordml" xmlns:wps="http://schemas.microsoft.com/office/word/2010/wordprocessingShape" mc:Ignorable="w14 w15 w16se w16cid w16 w16cex w16sdtdh w16sdtfl w16du wp14">
   <w:p>
     <w:pPr>
       <w:pStyle w:val="Header"/>
@@ -830,7 +834,7 @@
     <w:r>
       <w:tab/>
       <w:tab/>
-      <w:t>2026-06-17</w:t>
+      <w:t>2026-06-18</w:t>
       <w:br/>
       <w:br/>
     </w:r>
@@ -847,7 +851,7 @@
 </file>
 
 <file path=word/numbering.xml><?xml version="1.0" encoding="utf-8"?>
-<w:numbering xmlns:wpc="http://schemas.microsoft.com/office/word/2010/wordprocessingCanvas" xmlns:cx="http://schemas.microsoft.com/office/drawing/2014/chartex" xmlns:cx1="http://schemas.microsoft.com/office/drawing/2015/9/8/chartex" xmlns:cx2="http://schemas.microsoft.com/office/drawing/2015/10/21/chartex" xmlns:cx3="http://schemas.microsoft.com/office/drawing/2016/5/9/chartex" xmlns:cx4="http://schemas.microsoft.com/office/drawing/2016/5/10/chartex" xmlns:cx5="http://schemas.microsoft.com/office/drawing/2016/5/11/chartex" xmlns:cx6="http://schemas.microsoft.com/office/drawing/2016/5/12/chartex" xmlns:cx7="http://schemas.microsoft.com/office/drawing/2016/5/13/chartex" xmlns:cx8="http://schemas.microsoft.com/office/drawing/2016/5/14/chartex" xmlns:mc="http://schemas.openxmlformats.org/markup-compatibility/2006" xmlns:aink="http://schemas.microsoft.com/office/drawing/2016/ink" xmlns:am3d="http://schemas.microsoft.com/office/drawing/2017/model3d" xmlns:o="urn:schemas-microsoft-com:office:office" xmlns:oel="http://schemas.microsoft.com/office/2019/extlst" xmlns:r="http://schemas.openxmlformats.org/officeDocument/2006/relationships" xmlns:m="http://schemas.openxmlformats.org/officeDocument/2006/math" xmlns:v="urn:schemas-microsoft-com:vml" xmlns:wp14="http://schemas.microsoft.com/office/word/2010/wordprocessingDrawing" xmlns:wp="http://schemas.openxmlformats.org/drawingml/2006/wordprocessingDrawing" xmlns:w10="urn:schemas-microsoft-com:office:word" xmlns:w="http://schemas.openxmlformats.org/wordprocessingml/2006/main" xmlns:w14="http://schemas.microsoft.com/office/word/2010/wordml" xmlns:w15="http://schemas.microsoft.com/office/word/2012/wordml" xmlns:w16cex="http://schemas.microsoft.com/office/word/2018/wordml/cex" xmlns:w16cid="http://schemas.microsoft.com/office/word/2016/wordml/cid" xmlns:w16="http://schemas.microsoft.com/office/word/2018/wordml" xmlns:w16sdtdh="http://schemas.microsoft.com/office/word/2020/wordml/sdtdatahash" xmlns:w16se="http://schemas.microsoft.com/office/word/2015/wordml/symex" xmlns:wpg="http://schemas.microsoft.com/office/word/2010/wordprocessingGroup" xmlns:wpi="http://schemas.microsoft.com/office/word/2010/wordprocessingInk" xmlns:wne="http://schemas.microsoft.com/office/word/2006/wordml" xmlns:wps="http://schemas.microsoft.com/office/word/2010/wordprocessingShape" mc:Ignorable="w14 w15 w16se w16cid w16 w16cex w16sdtdh wp14">
+<w:numbering xmlns:wpc="http://schemas.microsoft.com/office/word/2010/wordprocessingCanvas" xmlns:cx="http://schemas.microsoft.com/office/drawing/2014/chartex" xmlns:cx1="http://schemas.microsoft.com/office/drawing/2015/9/8/chartex" xmlns:cx2="http://schemas.microsoft.com/office/drawing/2015/10/21/chartex" xmlns:cx3="http://schemas.microsoft.com/office/drawing/2016/5/9/chartex" xmlns:cx4="http://schemas.microsoft.com/office/drawing/2016/5/10/chartex" xmlns:cx5="http://schemas.microsoft.com/office/drawing/2016/5/11/chartex" xmlns:cx6="http://schemas.microsoft.com/office/drawing/2016/5/12/chartex" xmlns:cx7="http://schemas.microsoft.com/office/drawing/2016/5/13/chartex" xmlns:cx8="http://schemas.microsoft.com/office/drawing/2016/5/14/chartex" xmlns:mc="http://schemas.openxmlformats.org/markup-compatibility/2006" xmlns:aink="http://schemas.microsoft.com/office/drawing/2016/ink" xmlns:am3d="http://schemas.microsoft.com/office/drawing/2017/model3d" xmlns:o="urn:schemas-microsoft-com:office:office" xmlns:oel="http://schemas.microsoft.com/office/2019/extlst" xmlns:r="http://schemas.openxmlformats.org/officeDocument/2006/relationships" xmlns:m="http://schemas.openxmlformats.org/officeDocument/2006/math" xmlns:v="urn:schemas-microsoft-com:vml" xmlns:wp14="http://schemas.microsoft.com/office/word/2010/wordprocessingDrawing" xmlns:wp="http://schemas.openxmlformats.org/drawingml/2006/wordprocessingDrawing" xmlns:w10="urn:schemas-microsoft-com:office:word" xmlns:w="http://schemas.openxmlformats.org/wordprocessingml/2006/main" xmlns:w14="http://schemas.microsoft.com/office/word/2010/wordml" xmlns:w15="http://schemas.microsoft.com/office/word/2012/wordml" xmlns:w16cex="http://schemas.microsoft.com/office/word/2018/wordml/cex" xmlns:w16cid="http://schemas.microsoft.com/office/word/2016/wordml/cid" xmlns:w16="http://schemas.microsoft.com/office/word/2018/wordml" xmlns:w16du="http://schemas.microsoft.com/office/word/2023/wordml/word16du" xmlns:w16sdtdh="http://schemas.microsoft.com/office/word/2020/wordml/sdtdatahash" xmlns:w16sdtfl="http://schemas.microsoft.com/office/word/2024/wordml/sdtformatlock" xmlns:w16se="http://schemas.microsoft.com/office/word/2015/wordml/symex" xmlns:wpg="http://schemas.microsoft.com/office/word/2010/wordprocessingGroup" xmlns:wpi="http://schemas.microsoft.com/office/word/2010/wordprocessingInk" xmlns:wne="http://schemas.microsoft.com/office/word/2006/wordml" xmlns:wps="http://schemas.microsoft.com/office/word/2010/wordprocessingShape" mc:Ignorable="w14 w15 w16se w16cid w16 w16cex w16sdtdh w16sdtfl w16du wp14">
   <w:abstractNum w:abstractNumId="0" w15:restartNumberingAfterBreak="0">
     <w:nsid w:val="FFFFFF7C"/>
     <w:multiLevelType w:val="singleLevel"/>
@@ -1050,7 +1054,7 @@
 </file>
 
 <file path=word/styles.xml><?xml version="1.0" encoding="utf-8"?>
-<w:styles xmlns:mc="http://schemas.openxmlformats.org/markup-compatibility/2006" xmlns:r="http://schemas.openxmlformats.org/officeDocument/2006/relationships" xmlns:w="http://schemas.openxmlformats.org/wordprocessingml/2006/main" xmlns:w14="http://schemas.microsoft.com/office/word/2010/wordml" xmlns:w15="http://schemas.microsoft.com/office/word/2012/wordml" xmlns:w16cex="http://schemas.microsoft.com/office/word/2018/wordml/cex" xmlns:w16cid="http://schemas.microsoft.com/office/word/2016/wordml/cid" xmlns:w16="http://schemas.microsoft.com/office/word/2018/wordml" xmlns:w16sdtdh="http://schemas.microsoft.com/office/word/2020/wordml/sdtdatahash" xmlns:w16se="http://schemas.microsoft.com/office/word/2015/wordml/symex" mc:Ignorable="w14 w15 w16se w16cid w16 w16cex w16sdtdh">
+<w:styles xmlns:mc="http://schemas.openxmlformats.org/markup-compatibility/2006" xmlns:r="http://schemas.openxmlformats.org/officeDocument/2006/relationships" xmlns:w="http://schemas.openxmlformats.org/wordprocessingml/2006/main" xmlns:w14="http://schemas.microsoft.com/office/word/2010/wordml" xmlns:w15="http://schemas.microsoft.com/office/word/2012/wordml" xmlns:w16cex="http://schemas.microsoft.com/office/word/2018/wordml/cex" xmlns:w16cid="http://schemas.microsoft.com/office/word/2016/wordml/cid" xmlns:w16="http://schemas.microsoft.com/office/word/2018/wordml" xmlns:w16du="http://schemas.microsoft.com/office/word/2023/wordml/word16du" xmlns:w16sdtdh="http://schemas.microsoft.com/office/word/2020/wordml/sdtdatahash" xmlns:w16sdtfl="http://schemas.microsoft.com/office/word/2024/wordml/sdtformatlock" xmlns:w16se="http://schemas.microsoft.com/office/word/2015/wordml/symex" mc:Ignorable="w14 w15 w16se w16cid w16 w16cex w16sdtdh w16sdtfl w16du">
   <w:docDefaults>
     <w:rPrDefault>
       <w:rPr>
@@ -1808,7 +1812,7 @@
     <w:link w:val="TitleChar"/>
     <w:uiPriority w:val="10"/>
     <w:qFormat/>
-    <w:rsid w:val="007106C8"/>
+    <w:rsid w:val="00E854FA"/>
     <w:pPr>
       <w:spacing w:after="300" w:line="240" w:lineRule="auto"/>
       <w:contextualSpacing/>
@@ -1818,7 +1822,7 @@
       <w:rFonts w:eastAsiaTheme="majorEastAsia" w:cstheme="majorBidi"/>
       <w:spacing w:val="5"/>
       <w:kern w:val="28"/>
-      <w:sz w:val="52"/>
+      <w:sz w:val="40"/>
       <w:szCs w:val="52"/>
       <w:lang w:val="sv-SE" w:eastAsia="en-US" w:bidi="ar-SA"/>
     </w:rPr>
@@ -1828,12 +1832,12 @@
     <w:basedOn w:val="DefaultParagraphFont"/>
     <w:link w:val="Title"/>
     <w:uiPriority w:val="10"/>
-    <w:rsid w:val="007106C8"/>
+    <w:rsid w:val="00E854FA"/>
     <w:rPr>
       <w:rFonts w:ascii="Times New Roman" w:eastAsiaTheme="majorEastAsia" w:hAnsi="Times New Roman" w:cstheme="majorBidi"/>
       <w:spacing w:val="5"/>
       <w:kern w:val="28"/>
-      <w:sz w:val="52"/>
+      <w:sz w:val="40"/>
       <w:szCs w:val="52"/>
       <w:lang w:val="sv-SE" w:eastAsia="en-US" w:bidi="ar-SA"/>
     </w:rPr>

--- a/klagomål/A 54345-2025 FSC-klagomål.docx
+++ b/klagomål/A 54345-2025 FSC-klagomål.docx
@@ -834,7 +834,7 @@
     <w:r>
       <w:tab/>
       <w:tab/>
-      <w:t>2026-06-18</w:t>
+      <w:t>2026-06-19</w:t>
       <w:br/>
       <w:br/>
     </w:r>

--- a/klagomål/A 54345-2025 FSC-klagomål.docx
+++ b/klagomål/A 54345-2025 FSC-klagomål.docx
@@ -834,7 +834,7 @@
     <w:r>
       <w:tab/>
       <w:tab/>
-      <w:t>2026-06-19</w:t>
+      <w:t>2026-06-20</w:t>
       <w:br/>
       <w:br/>
     </w:r>

--- a/klagomål/A 54345-2025 FSC-klagomål.docx
+++ b/klagomål/A 54345-2025 FSC-klagomål.docx
@@ -168,38 +168,7 @@
     </w:p>
     <w:p>
       <w:r>
-        <w:t>Detta dokument behandlar höga naturvärden i avverkningsanmälan A 54345-2025 i Strömsunds kommun som inkom 2025-11-04 och omfattar 5,6 ha.</w:t>
-      </w:r>
-    </w:p>
-    <w:p>
-      <w:r>
-        <w:t>Nedan presenteras fynd av naturvårdsarter som gjorts i det avverkningsanmälda området, samt relevanta utdrag ur standarderna för FSC, Chain of Custody, Controlled Wood och PEFC.</w:t>
-      </w:r>
-    </w:p>
-    <w:p>
-      <w:r>
-        <w:t>Vi förväntar oss att ni återkommer med ett skriftligt svar på vårt klagomål och även beskriver vilka korrigerande åtgärder ni satt in för att rätta till identifierade brister i er efterlevnad av den svenska FSC standarden.</w:t>
-      </w:r>
-    </w:p>
-    <w:p>
-      <w:pPr>
-        <w:pStyle w:val="Heading1"/>
-      </w:pPr>
-      <w:r>
-        <w:t>Naturvårdsarter</w:t>
-      </w:r>
-    </w:p>
-    <w:p>
-      <w:r>
-        <w:t>I avverkningsanmälan har följande 4 naturvårdsarter hittats: garnlav (VU, T), skrovellav (NT, T), bårdlav (S, T) och stuplav (S, T). Av dessa är 2 rödlistade. För rödlistade arter har rödlistekategorin angivits inom parentes. Arter som är signalarter enligt Skogsstyrelsen har markerats med (S). Typiska arter inom Natura 2000 som är kopplade till skogsekosystem har markerats med (T).</w:t>
-      </w:r>
-    </w:p>
-    <w:p>
-      <w:r>
-        <w:t>De påträffade naturvårdsarterna är ett tydligt kvitto på att det rör sig om en skog med höga naturvärden.</w:t>
-      </w:r>
-      <w:r>
-        <w:t xml:space="preserve"> I Figur 1 visas fyndplatser för naturvårdsarter i området, som finns registrerade på Artportalen.</w:t>
+        <w:t>Detta klagomål behandlar höga naturvärden i avverkningsanmälan A 54345-2025 i Strömsunds kommun som inkom 2025-11-04 och omfattar 5,6 ha.</w:t>
       </w:r>
     </w:p>
     <w:p>
@@ -247,54 +216,35 @@
         <w:spacing w:after="240"/>
       </w:pPr>
       <w:r>
-        <w:t>Figur 1. Fyndplatser för naturvårdsarter i avverkningsanmälan (röd linje). Markörer utan svart kant är placerade på fyndplatsen. Markörer med svart kant är placerade vid sidan av fyndplatsen och har ett svart streck som visar fyndplatsens exakta position. Kartans mittpunktskoordinat är N 7160989, E 519623 i SWEREF 99 TM.</w:t>
+        <w:t>Figur 1. Fyndplatser för naturvårdsarter i avverkningsanmälan. Markörer utan svart kant är placerade på fyndplatsen. Markörer med svart kant är placerade vid sidan av fyndplatsen har ett svart streck som visar fyndplatsens exakta position. Kartans mittpunktskoordinat är N 7160989, E 519623 i SWEREF 99 TM.</w:t>
       </w:r>
     </w:p>
     <w:p>
       <w:r>
-        <w:rPr>
-          <w:b/>
-        </w:rPr>
-        <w:t>Bårdlav</w:t>
+        <w:t>I avverkningsanmälan finns fynd av 4 naturvårdsarter, varav 2 är rödlistade, 4 är typiska (T) och 2 är signalarter (S): garnlav (VU, T), skrovellav (NT, T), bårdlav (S, T) och stuplav (S, T). Se Figur 1.</w:t>
       </w:r>
+    </w:p>
+    <w:p>
       <w:r>
-        <w:t xml:space="preserve"> signalerar miljöer med höga naturvärden och på lokalerna finns vanligtvis många andra ovanliga och rödlistade arter. Den visar även på platser med hög och jämn luftfuktighet. På bårdlav och andra njurlavar (Nephroma) kan de sällsynta parasiterna </w:t>
+        <w:t>Nedan presenteras relevanta utdrag ur standarderna för FSC, Chain of Custody, Controlled Wood och PEFC.</w:t>
       </w:r>
+    </w:p>
+    <w:p>
       <w:r>
-        <w:rPr>
-          <w:i/>
-        </w:rPr>
-        <w:t xml:space="preserve">Protounguicularia nephromatis </w:t>
+        <w:t>Vi förväntar oss att ni återkommer med ett skriftligt svar på vårt klagomål och även beskriver vilka korrigerande åtgärder ni satt in för att rätta till identifierade brister i er efterlevnad av den svenska FSC standarden.</w:t>
       </w:r>
+    </w:p>
+    <w:p>
+      <w:pPr>
+        <w:pStyle w:val="Heading1"/>
+      </w:pPr>
       <w:r>
-        <w:t xml:space="preserve">(VU) och </w:t>
+        <w:t>Naturvårdsarter och fridlysta arter</w:t>
       </w:r>
+    </w:p>
+    <w:p>
       <w:r>
-        <w:rPr>
-          <w:i/>
-        </w:rPr>
-        <w:t xml:space="preserve">Tremella nephromatis </w:t>
-      </w:r>
-      <w:r>
-        <w:t xml:space="preserve">(DD) påträffas. Bårdlav är typisk art för </w:t>
-      </w:r>
-      <w:r>
-        <w:rPr>
-          <w:i/>
-        </w:rPr>
-        <w:t xml:space="preserve">9010 Taiga, 9020 Nordlig ädellövskog, 9070 Trädklädd betesmark, 9110 Näringsfattig bokskog, 9160 Näringsrik ekskog, 9180 Ädellövskog i branter </w:t>
-      </w:r>
-      <w:r>
-        <w:t>och</w:t>
-      </w:r>
-      <w:r>
-        <w:rPr>
-          <w:i/>
-        </w:rPr>
-        <w:t xml:space="preserve"> 9190 Näringsfattig ekskog</w:t>
-      </w:r>
-      <w:r>
-        <w:t xml:space="preserve"> (SLU Artdatabanken, 2026; Nitare &amp; Skogsstyrelsen, 2019).</w:t>
+        <w:t>Nedan följer beskrivningar av de naturvårdsarter och fridlysta arter som har sina livsmiljöer och växtplatser i den avverkningsanmälda skogen. De påträffade naturvårdsarterna är ett tydligt kvitto på att det rör sig om en skog med höga naturvärden.</w:t>
       </w:r>
     </w:p>
     <w:p>
@@ -368,6 +318,53 @@
           <w:i/>
         </w:rPr>
         <w:t>6530 Lövängar</w:t>
+      </w:r>
+      <w:r>
+        <w:t xml:space="preserve"> (SLU Artdatabanken, 2026; Nitare &amp; Skogsstyrelsen, 2019).</w:t>
+      </w:r>
+    </w:p>
+    <w:p>
+      <w:r>
+        <w:rPr>
+          <w:b/>
+        </w:rPr>
+        <w:t>Bårdlav</w:t>
+      </w:r>
+      <w:r>
+        <w:t xml:space="preserve"> signalerar miljöer med höga naturvärden och på lokalerna finns vanligtvis många andra ovanliga och rödlistade arter. Den visar även på platser med hög och jämn luftfuktighet. På bårdlav och andra njurlavar (Nephroma) kan de sällsynta parasiterna </w:t>
+      </w:r>
+      <w:r>
+        <w:rPr>
+          <w:i/>
+        </w:rPr>
+        <w:t xml:space="preserve">Protounguicularia nephromatis </w:t>
+      </w:r>
+      <w:r>
+        <w:t xml:space="preserve">(VU) och </w:t>
+      </w:r>
+      <w:r>
+        <w:rPr>
+          <w:i/>
+        </w:rPr>
+        <w:t xml:space="preserve">Tremella nephromatis </w:t>
+      </w:r>
+      <w:r>
+        <w:t xml:space="preserve">(DD) påträffas. Bårdlav är typisk art för </w:t>
+      </w:r>
+      <w:r>
+        <w:rPr>
+          <w:i/>
+        </w:rPr>
+        <w:t xml:space="preserve">9010 Taiga, 9020 Nordlig ädellövskog, 9070 Trädklädd betesmark, 9110 Näringsfattig bokskog, 9160 Näringsrik ekskog, 9180 Ädellövskog i branter </w:t>
+      </w:r>
+      <w:r>
+        <w:t>och</w:t>
+      </w:r>
+      <w:r>
+        <w:rPr>
+          <w:i/>
+        </w:rPr>
+        <w:t xml:space="preserve"> 9190 Näringsfattig ekskog</w:t>
       </w:r>
       <w:r>
         <w:t xml:space="preserve"> (SLU Artdatabanken, 2026; Nitare &amp; Skogsstyrelsen, 2019).</w:t>
@@ -834,7 +831,7 @@
     <w:r>
       <w:tab/>
       <w:tab/>
-      <w:t>2026-06-20</w:t>
+      <w:t>2026-06-21</w:t>
       <w:br/>
       <w:br/>
     </w:r>

--- a/klagomål/A 54345-2025 FSC-klagomål.docx
+++ b/klagomål/A 54345-2025 FSC-klagomål.docx
@@ -831,7 +831,7 @@
     <w:r>
       <w:tab/>
       <w:tab/>
-      <w:t>2026-06-21</w:t>
+      <w:t>2026-06-22</w:t>
       <w:br/>
       <w:br/>
     </w:r>

--- a/klagomål/A 54345-2025 FSC-klagomål.docx
+++ b/klagomål/A 54345-2025 FSC-klagomål.docx
@@ -831,7 +831,7 @@
     <w:r>
       <w:tab/>
       <w:tab/>
-      <w:t>2026-06-22</w:t>
+      <w:t>2026-06-23</w:t>
       <w:br/>
       <w:br/>
     </w:r>

--- a/klagomål/A 54345-2025 FSC-klagomål.docx
+++ b/klagomål/A 54345-2025 FSC-klagomål.docx
@@ -831,7 +831,7 @@
     <w:r>
       <w:tab/>
       <w:tab/>
-      <w:t>2026-06-23</w:t>
+      <w:t>2026-06-24</w:t>
       <w:br/>
       <w:br/>
     </w:r>

--- a/klagomål/A 54345-2025 FSC-klagomål.docx
+++ b/klagomål/A 54345-2025 FSC-klagomål.docx
@@ -831,7 +831,7 @@
     <w:r>
       <w:tab/>
       <w:tab/>
-      <w:t>2026-06-24</w:t>
+      <w:t>2026-06-25</w:t>
       <w:br/>
       <w:br/>
     </w:r>

--- a/klagomål/A 54345-2025 FSC-klagomål.docx
+++ b/klagomål/A 54345-2025 FSC-klagomål.docx
@@ -831,7 +831,7 @@
     <w:r>
       <w:tab/>
       <w:tab/>
-      <w:t>2026-06-25</w:t>
+      <w:t>2026-06-26</w:t>
       <w:br/>
       <w:br/>
     </w:r>

--- a/klagomål/A 54345-2025 FSC-klagomål.docx
+++ b/klagomål/A 54345-2025 FSC-klagomål.docx
@@ -831,7 +831,7 @@
     <w:r>
       <w:tab/>
       <w:tab/>
-      <w:t>2026-06-26</w:t>
+      <w:t>2026-06-27</w:t>
       <w:br/>
       <w:br/>
     </w:r>

--- a/klagomål/A 54345-2025 FSC-klagomål.docx
+++ b/klagomål/A 54345-2025 FSC-klagomål.docx
@@ -831,7 +831,7 @@
     <w:r>
       <w:tab/>
       <w:tab/>
-      <w:t>2026-06-27</w:t>
+      <w:t>2026-06-28</w:t>
       <w:br/>
       <w:br/>
     </w:r>

--- a/klagomål/A 54345-2025 FSC-klagomål.docx
+++ b/klagomål/A 54345-2025 FSC-klagomål.docx
@@ -831,7 +831,7 @@
     <w:r>
       <w:tab/>
       <w:tab/>
-      <w:t>2026-06-28</w:t>
+      <w:t>2026-06-29</w:t>
       <w:br/>
       <w:br/>
     </w:r>

--- a/klagomål/A 54345-2025 FSC-klagomål.docx
+++ b/klagomål/A 54345-2025 FSC-klagomål.docx
@@ -831,7 +831,7 @@
     <w:r>
       <w:tab/>
       <w:tab/>
-      <w:t>2026-06-29</w:t>
+      <w:t>2026-06-30</w:t>
       <w:br/>
       <w:br/>
     </w:r>

--- a/klagomål/A 54345-2025 FSC-klagomål.docx
+++ b/klagomål/A 54345-2025 FSC-klagomål.docx
@@ -831,7 +831,7 @@
     <w:r>
       <w:tab/>
       <w:tab/>
-      <w:t>2026-06-30</w:t>
+      <w:t>2026-07-01</w:t>
       <w:br/>
       <w:br/>
     </w:r>

--- a/klagomål/A 54345-2025 FSC-klagomål.docx
+++ b/klagomål/A 54345-2025 FSC-klagomål.docx
@@ -831,7 +831,7 @@
     <w:r>
       <w:tab/>
       <w:tab/>
-      <w:t>2026-07-01</w:t>
+      <w:t>2026-07-02</w:t>
       <w:br/>
       <w:br/>
     </w:r>

--- a/klagomål/A 54345-2025 FSC-klagomål.docx
+++ b/klagomål/A 54345-2025 FSC-klagomål.docx
@@ -831,7 +831,7 @@
     <w:r>
       <w:tab/>
       <w:tab/>
-      <w:t>2026-07-13</w:t>
+      <w:t>2026-07-14</w:t>
       <w:br/>
       <w:br/>
     </w:r>

--- a/klagomål/A 54345-2025 FSC-klagomål.docx
+++ b/klagomål/A 54345-2025 FSC-klagomål.docx
@@ -831,7 +831,7 @@
     <w:r>
       <w:tab/>
       <w:tab/>
-      <w:t>2026-07-14</w:t>
+      <w:t>2026-07-15</w:t>
       <w:br/>
       <w:br/>
     </w:r>
